--- a/lessons/5-1/downloads/reveal/5.1-session-1-practice-form-b.docx
+++ b/lessons/5-1/downloads/reveal/5.1-session-1-practice-form-b.docx
@@ -15,7 +15,7 @@
         <w:rPr>
           <w:rFonts w:ascii="Avenir Next" w:hAnsi="Avenir Next" w:cs="Avenir Next" w:eastAsia="Avenir Next"/>
           <w:color w:val="1A1A1A"/>
-          <w:sz w:val="20"/>
+          <w:sz w:val="22"/>
           <w:szCs w:val="20"/>
         </w:rPr>
         <w:t xml:space="preserve">Name</w:t>
@@ -33,7 +33,7 @@
         <w:rPr>
           <w:rFonts w:ascii="Avenir Next" w:hAnsi="Avenir Next" w:cs="Avenir Next" w:eastAsia="Avenir Next"/>
           <w:color w:val="1A1A1A"/>
-          <w:sz w:val="20"/>
+          <w:sz w:val="22"/>
           <w:szCs w:val="20"/>
         </w:rPr>
         <w:t xml:space="preserve">   Date</w:t>
@@ -51,7 +51,7 @@
         <w:rPr>
           <w:rFonts w:ascii="Avenir Next" w:hAnsi="Avenir Next" w:cs="Avenir Next" w:eastAsia="Avenir Next"/>
           <w:color w:val="1A1A1A"/>
-          <w:sz w:val="20"/>
+          <w:sz w:val="22"/>
           <w:szCs w:val="20"/>
         </w:rPr>
         <w:t xml:space="preserve">   Period</w:t>
@@ -78,7 +78,7 @@
           <w:caps/>
           <w:color w:val="003A70"/>
           <w:spacing w:val="12"/>
-          <w:sz w:val="19"/>
+          <w:sz w:val="22"/>
           <w:szCs w:val="19"/>
         </w:rPr>
         <w:t xml:space="preserve">Lesson 5-1  ·  Session 1  ·  Practice  ·  Form B</w:t>
@@ -86,6 +86,7 @@
     </w:p>
     <w:p>
       <w:pPr>
+        <w:pStyle w:val="Heading1"/>
         <w:keepNext/>
         <w:spacing w:before="0" w:after="10" w:line="240" w:lineRule="auto"/>
       </w:pPr>
@@ -111,7 +112,7 @@
         <w:rPr>
           <w:rFonts w:ascii="Avenir Next" w:hAnsi="Avenir Next" w:cs="Avenir Next" w:eastAsia="Avenir Next"/>
           <w:color w:val="5A5F66"/>
-          <w:sz w:val="17"/>
+          <w:sz w:val="22"/>
           <w:szCs w:val="17"/>
         </w:rPr>
         <w:t xml:space="preserve">Learning target — I can find the area of a parallelogram by multiplying the base by the perpendicular height.</w:t>
@@ -128,7 +129,7 @@
     </w:p>
     <w:p>
       <w:pPr>
-        <w:spacing w:before="0" w:after="0" w:line="60" w:lineRule="auto"/>
+        <w:spacing w:before="0" w:after="0" w:line="50" w:lineRule="exact"/>
       </w:pPr>
     </w:p>
     <w:tbl>
@@ -167,6 +168,7 @@
           </w:tcPr>
           <w:p>
             <w:pPr>
+              <w:pStyle w:val="Heading2"/>
               <w:spacing w:before="0" w:after="40" w:line="264" w:lineRule="auto"/>
             </w:pPr>
             <w:r>
@@ -194,44 +196,44 @@
                 <w:rFonts w:ascii="Avenir Next" w:hAnsi="Avenir Next" w:cs="Avenir Next" w:eastAsia="Avenir Next"/>
                 <w:b/>
                 <w:color w:val="003A70"/>
+                <w:sz w:val="22"/>
+                <w:szCs w:val="18"/>
+              </w:rPr>
+              <w:t xml:space="preserve">•</w:t>
+            </w:r>
+            <w:r>
+              <w:rPr>
+                <w:rFonts w:ascii="Avenir Next" w:hAnsi="Avenir Next" w:cs="Avenir Next" w:eastAsia="Avenir Next"/>
+                <w:color w:val="1A1A1A"/>
                 <w:sz w:val="18"/>
                 <w:szCs w:val="18"/>
               </w:rPr>
-              <w:t xml:space="preserve">•</w:t>
-            </w:r>
-            <w:r>
-              <w:rPr>
-                <w:rFonts w:ascii="Avenir Next" w:hAnsi="Avenir Next" w:cs="Avenir Next" w:eastAsia="Avenir Next"/>
-                <w:color w:val="1A1A1A"/>
-                <w:sz w:val="18"/>
+              <w:tab/>
+            </w:r>
+            <w:r>
+              <w:rPr>
+                <w:rFonts w:ascii="Avenir Next" w:hAnsi="Avenir Next" w:cs="Avenir Next" w:eastAsia="Avenir Next"/>
+                <w:color w:val="1A1A1A"/>
+                <w:sz w:val="22"/>
                 <w:szCs w:val="18"/>
               </w:rPr>
-              <w:tab/>
-            </w:r>
-            <w:r>
-              <w:rPr>
-                <w:rFonts w:ascii="Avenir Next" w:hAnsi="Avenir Next" w:cs="Avenir Next" w:eastAsia="Avenir Next"/>
-                <w:color w:val="1A1A1A"/>
-                <w:sz w:val="18"/>
+              <w:t xml:space="preserve">Area of a parallelogram: </w:t>
+            </w:r>
+            <w:r>
+              <w:rPr>
+                <w:rFonts w:ascii="Avenir Next" w:hAnsi="Avenir Next" w:cs="Avenir Next" w:eastAsia="Avenir Next"/>
+                <w:b/>
+                <w:color w:val="1A1A1A"/>
+                <w:sz w:val="22"/>
                 <w:szCs w:val="18"/>
               </w:rPr>
-              <w:t xml:space="preserve">Area of a parallelogram: </w:t>
-            </w:r>
-            <w:r>
-              <w:rPr>
-                <w:rFonts w:ascii="Avenir Next" w:hAnsi="Avenir Next" w:cs="Avenir Next" w:eastAsia="Avenir Next"/>
-                <w:b/>
-                <w:color w:val="1A1A1A"/>
-                <w:sz w:val="18"/>
-                <w:szCs w:val="18"/>
-              </w:rPr>
               <w:t xml:space="preserve">A = b × h</w:t>
             </w:r>
             <w:r>
               <w:rPr>
                 <w:rFonts w:ascii="Avenir Next" w:hAnsi="Avenir Next" w:cs="Avenir Next" w:eastAsia="Avenir Next"/>
                 <w:color w:val="1A1A1A"/>
-                <w:sz w:val="18"/>
+                <w:sz w:val="22"/>
                 <w:szCs w:val="18"/>
               </w:rPr>
               <w:t xml:space="preserve">.</w:t>
@@ -250,44 +252,44 @@
                 <w:rFonts w:ascii="Avenir Next" w:hAnsi="Avenir Next" w:cs="Avenir Next" w:eastAsia="Avenir Next"/>
                 <w:b/>
                 <w:color w:val="003A70"/>
+                <w:sz w:val="22"/>
+                <w:szCs w:val="18"/>
+              </w:rPr>
+              <w:t xml:space="preserve">•</w:t>
+            </w:r>
+            <w:r>
+              <w:rPr>
+                <w:rFonts w:ascii="Avenir Next" w:hAnsi="Avenir Next" w:cs="Avenir Next" w:eastAsia="Avenir Next"/>
+                <w:color w:val="1A1A1A"/>
                 <w:sz w:val="18"/>
                 <w:szCs w:val="18"/>
               </w:rPr>
-              <w:t xml:space="preserve">•</w:t>
-            </w:r>
-            <w:r>
-              <w:rPr>
-                <w:rFonts w:ascii="Avenir Next" w:hAnsi="Avenir Next" w:cs="Avenir Next" w:eastAsia="Avenir Next"/>
-                <w:color w:val="1A1A1A"/>
-                <w:sz w:val="18"/>
+              <w:tab/>
+            </w:r>
+            <w:r>
+              <w:rPr>
+                <w:rFonts w:ascii="Avenir Next" w:hAnsi="Avenir Next" w:cs="Avenir Next" w:eastAsia="Avenir Next"/>
+                <w:color w:val="1A1A1A"/>
+                <w:sz w:val="22"/>
                 <w:szCs w:val="18"/>
               </w:rPr>
-              <w:tab/>
-            </w:r>
-            <w:r>
-              <w:rPr>
-                <w:rFonts w:ascii="Avenir Next" w:hAnsi="Avenir Next" w:cs="Avenir Next" w:eastAsia="Avenir Next"/>
-                <w:color w:val="1A1A1A"/>
-                <w:sz w:val="18"/>
+              <w:t xml:space="preserve">The </w:t>
+            </w:r>
+            <w:r>
+              <w:rPr>
+                <w:rFonts w:ascii="Avenir Next" w:hAnsi="Avenir Next" w:cs="Avenir Next" w:eastAsia="Avenir Next"/>
+                <w:b/>
+                <w:color w:val="1A1A1A"/>
+                <w:sz w:val="22"/>
                 <w:szCs w:val="18"/>
               </w:rPr>
-              <w:t xml:space="preserve">The </w:t>
-            </w:r>
-            <w:r>
-              <w:rPr>
-                <w:rFonts w:ascii="Avenir Next" w:hAnsi="Avenir Next" w:cs="Avenir Next" w:eastAsia="Avenir Next"/>
-                <w:b/>
-                <w:color w:val="1A1A1A"/>
-                <w:sz w:val="18"/>
-                <w:szCs w:val="18"/>
-              </w:rPr>
               <w:t xml:space="preserve">height</w:t>
             </w:r>
             <w:r>
               <w:rPr>
                 <w:rFonts w:ascii="Avenir Next" w:hAnsi="Avenir Next" w:cs="Avenir Next" w:eastAsia="Avenir Next"/>
                 <w:color w:val="1A1A1A"/>
-                <w:sz w:val="18"/>
+                <w:sz w:val="22"/>
                 <w:szCs w:val="18"/>
               </w:rPr>
               <w:t xml:space="preserve"> makes a square corner with the base. The slanted side is not the height.</w:t>
@@ -306,44 +308,44 @@
                 <w:rFonts w:ascii="Avenir Next" w:hAnsi="Avenir Next" w:cs="Avenir Next" w:eastAsia="Avenir Next"/>
                 <w:b/>
                 <w:color w:val="003A70"/>
+                <w:sz w:val="22"/>
+                <w:szCs w:val="18"/>
+              </w:rPr>
+              <w:t xml:space="preserve">•</w:t>
+            </w:r>
+            <w:r>
+              <w:rPr>
+                <w:rFonts w:ascii="Avenir Next" w:hAnsi="Avenir Next" w:cs="Avenir Next" w:eastAsia="Avenir Next"/>
+                <w:color w:val="1A1A1A"/>
                 <w:sz w:val="18"/>
                 <w:szCs w:val="18"/>
               </w:rPr>
-              <w:t xml:space="preserve">•</w:t>
-            </w:r>
-            <w:r>
-              <w:rPr>
-                <w:rFonts w:ascii="Avenir Next" w:hAnsi="Avenir Next" w:cs="Avenir Next" w:eastAsia="Avenir Next"/>
-                <w:color w:val="1A1A1A"/>
-                <w:sz w:val="18"/>
+              <w:tab/>
+            </w:r>
+            <w:r>
+              <w:rPr>
+                <w:rFonts w:ascii="Avenir Next" w:hAnsi="Avenir Next" w:cs="Avenir Next" w:eastAsia="Avenir Next"/>
+                <w:color w:val="1A1A1A"/>
+                <w:sz w:val="22"/>
                 <w:szCs w:val="18"/>
               </w:rPr>
-              <w:tab/>
-            </w:r>
-            <w:r>
-              <w:rPr>
-                <w:rFonts w:ascii="Avenir Next" w:hAnsi="Avenir Next" w:cs="Avenir Next" w:eastAsia="Avenir Next"/>
-                <w:color w:val="1A1A1A"/>
-                <w:sz w:val="18"/>
+              <w:t xml:space="preserve">Missing measure: divide the area by the one you know (90 ÷ 18 = 5). Label </w:t>
+            </w:r>
+            <w:r>
+              <w:rPr>
+                <w:rFonts w:ascii="Avenir Next" w:hAnsi="Avenir Next" w:cs="Avenir Next" w:eastAsia="Avenir Next"/>
+                <w:b/>
+                <w:color w:val="1A1A1A"/>
+                <w:sz w:val="22"/>
                 <w:szCs w:val="18"/>
               </w:rPr>
-              <w:t xml:space="preserve">Missing measure: divide the area by the one you know (90 ÷ 18 = 5). Label </w:t>
-            </w:r>
-            <w:r>
-              <w:rPr>
-                <w:rFonts w:ascii="Avenir Next" w:hAnsi="Avenir Next" w:cs="Avenir Next" w:eastAsia="Avenir Next"/>
-                <w:b/>
-                <w:color w:val="1A1A1A"/>
-                <w:sz w:val="18"/>
-                <w:szCs w:val="18"/>
-              </w:rPr>
               <w:t xml:space="preserve">square units</w:t>
             </w:r>
             <w:r>
               <w:rPr>
                 <w:rFonts w:ascii="Avenir Next" w:hAnsi="Avenir Next" w:cs="Avenir Next" w:eastAsia="Avenir Next"/>
                 <w:color w:val="1A1A1A"/>
-                <w:sz w:val="18"/>
+                <w:sz w:val="22"/>
                 <w:szCs w:val="18"/>
               </w:rPr>
               <w:t xml:space="preserve">.</w:t>
@@ -358,6 +360,7 @@
           </w:tcPr>
           <w:p>
             <w:pPr>
+              <w:pStyle w:val="Heading2"/>
               <w:spacing w:before="0" w:after="40" w:line="264" w:lineRule="auto"/>
             </w:pPr>
             <w:r>
@@ -380,7 +383,7 @@
               <w:rPr>
                 <w:rFonts w:ascii="Avenir Next" w:hAnsi="Avenir Next" w:cs="Avenir Next" w:eastAsia="Avenir Next"/>
                 <w:color w:val="1A1A1A"/>
-                <w:sz w:val="17"/>
+                <w:sz w:val="22"/>
                 <w:szCs w:val="17"/>
               </w:rPr>
               <w:t xml:space="preserve">Base 9 in., height 4 in., slanted side 5 in. Find the area.</w:t>
@@ -399,25 +402,25 @@
                 <w:rFonts w:ascii="Avenir Next" w:hAnsi="Avenir Next" w:cs="Avenir Next" w:eastAsia="Avenir Next"/>
                 <w:b/>
                 <w:color w:val="003A70"/>
+                <w:sz w:val="22"/>
+                <w:szCs w:val="17"/>
+              </w:rPr>
+              <w:t xml:space="preserve">Step 1</w:t>
+            </w:r>
+            <w:r>
+              <w:rPr>
+                <w:rFonts w:ascii="Avenir Next" w:hAnsi="Avenir Next" w:cs="Avenir Next" w:eastAsia="Avenir Next"/>
+                <w:color w:val="1A1A1A"/>
                 <w:sz w:val="17"/>
                 <w:szCs w:val="17"/>
               </w:rPr>
-              <w:t xml:space="preserve">Step 1</w:t>
-            </w:r>
-            <w:r>
-              <w:rPr>
-                <w:rFonts w:ascii="Avenir Next" w:hAnsi="Avenir Next" w:cs="Avenir Next" w:eastAsia="Avenir Next"/>
-                <w:color w:val="1A1A1A"/>
-                <w:sz w:val="17"/>
-                <w:szCs w:val="17"/>
-              </w:rPr>
               <w:tab/>
             </w:r>
             <w:r>
               <w:rPr>
                 <w:rFonts w:ascii="Avenir Next" w:hAnsi="Avenir Next" w:cs="Avenir Next" w:eastAsia="Avenir Next"/>
                 <w:color w:val="1A1A1A"/>
-                <w:sz w:val="17"/>
+                <w:sz w:val="22"/>
                 <w:szCs w:val="17"/>
               </w:rPr>
               <w:t xml:space="preserve">Base = 9 in., height = 4 in.</w:t>
@@ -436,25 +439,25 @@
                 <w:rFonts w:ascii="Avenir Next" w:hAnsi="Avenir Next" w:cs="Avenir Next" w:eastAsia="Avenir Next"/>
                 <w:b/>
                 <w:color w:val="003A70"/>
+                <w:sz w:val="22"/>
+                <w:szCs w:val="17"/>
+              </w:rPr>
+              <w:t xml:space="preserve">Step 2</w:t>
+            </w:r>
+            <w:r>
+              <w:rPr>
+                <w:rFonts w:ascii="Avenir Next" w:hAnsi="Avenir Next" w:cs="Avenir Next" w:eastAsia="Avenir Next"/>
+                <w:color w:val="1A1A1A"/>
                 <w:sz w:val="17"/>
                 <w:szCs w:val="17"/>
               </w:rPr>
-              <w:t xml:space="preserve">Step 2</w:t>
-            </w:r>
-            <w:r>
-              <w:rPr>
-                <w:rFonts w:ascii="Avenir Next" w:hAnsi="Avenir Next" w:cs="Avenir Next" w:eastAsia="Avenir Next"/>
-                <w:color w:val="1A1A1A"/>
-                <w:sz w:val="17"/>
-                <w:szCs w:val="17"/>
-              </w:rPr>
               <w:tab/>
             </w:r>
             <w:r>
               <w:rPr>
                 <w:rFonts w:ascii="Avenir Next" w:hAnsi="Avenir Next" w:cs="Avenir Next" w:eastAsia="Avenir Next"/>
                 <w:color w:val="1A1A1A"/>
-                <w:sz w:val="17"/>
+                <w:sz w:val="22"/>
                 <w:szCs w:val="17"/>
               </w:rPr>
               <w:t xml:space="preserve">Skip the 5 in. slanted side.</w:t>
@@ -473,25 +476,25 @@
                 <w:rFonts w:ascii="Avenir Next" w:hAnsi="Avenir Next" w:cs="Avenir Next" w:eastAsia="Avenir Next"/>
                 <w:b/>
                 <w:color w:val="003A70"/>
+                <w:sz w:val="22"/>
+                <w:szCs w:val="17"/>
+              </w:rPr>
+              <w:t xml:space="preserve">Step 3</w:t>
+            </w:r>
+            <w:r>
+              <w:rPr>
+                <w:rFonts w:ascii="Avenir Next" w:hAnsi="Avenir Next" w:cs="Avenir Next" w:eastAsia="Avenir Next"/>
+                <w:color w:val="1A1A1A"/>
                 <w:sz w:val="17"/>
                 <w:szCs w:val="17"/>
               </w:rPr>
-              <w:t xml:space="preserve">Step 3</w:t>
-            </w:r>
-            <w:r>
-              <w:rPr>
-                <w:rFonts w:ascii="Avenir Next" w:hAnsi="Avenir Next" w:cs="Avenir Next" w:eastAsia="Avenir Next"/>
-                <w:color w:val="1A1A1A"/>
-                <w:sz w:val="17"/>
-                <w:szCs w:val="17"/>
-              </w:rPr>
               <w:tab/>
             </w:r>
             <w:r>
               <w:rPr>
                 <w:rFonts w:ascii="Avenir Next" w:hAnsi="Avenir Next" w:cs="Avenir Next" w:eastAsia="Avenir Next"/>
                 <w:color w:val="1A1A1A"/>
-                <w:sz w:val="17"/>
+                <w:sz w:val="22"/>
                 <w:szCs w:val="17"/>
               </w:rPr>
               <w:t xml:space="preserve">A = 9 × 4 = 36</w:t>
@@ -510,18 +513,18 @@
                 <w:rFonts w:ascii="Avenir Next" w:hAnsi="Avenir Next" w:cs="Avenir Next" w:eastAsia="Avenir Next"/>
                 <w:b/>
                 <w:color w:val="1A1A1A"/>
+                <w:sz w:val="22"/>
+                <w:szCs w:val="17"/>
+              </w:rPr>
+              <w:t xml:space="preserve">Answer</w:t>
+            </w:r>
+            <w:r>
+              <w:rPr>
+                <w:rFonts w:ascii="Avenir Next" w:hAnsi="Avenir Next" w:cs="Avenir Next" w:eastAsia="Avenir Next"/>
+                <w:color w:val="1A1A1A"/>
                 <w:sz w:val="17"/>
                 <w:szCs w:val="17"/>
               </w:rPr>
-              <w:t xml:space="preserve">Answer</w:t>
-            </w:r>
-            <w:r>
-              <w:rPr>
-                <w:rFonts w:ascii="Avenir Next" w:hAnsi="Avenir Next" w:cs="Avenir Next" w:eastAsia="Avenir Next"/>
-                <w:color w:val="1A1A1A"/>
-                <w:sz w:val="17"/>
-                <w:szCs w:val="17"/>
-              </w:rPr>
               <w:tab/>
             </w:r>
             <w:r>
@@ -529,7 +532,7 @@
                 <w:rFonts w:ascii="Avenir Next" w:hAnsi="Avenir Next" w:cs="Avenir Next" w:eastAsia="Avenir Next"/>
                 <w:b/>
                 <w:color w:val="1A1A1A"/>
-                <w:sz w:val="17"/>
+                <w:sz w:val="22"/>
                 <w:szCs w:val="17"/>
               </w:rPr>
               <w:t xml:space="preserve">36 in²</w:t>
@@ -558,7 +561,7 @@
           <w:rFonts w:ascii="Avenir Next" w:hAnsi="Avenir Next" w:cs="Avenir Next" w:eastAsia="Avenir Next"/>
           <w:b/>
           <w:color w:val="1A1A1A"/>
-          <w:sz w:val="17"/>
+          <w:sz w:val="22"/>
           <w:szCs w:val="17"/>
         </w:rPr>
         <w:t xml:space="preserve">parallelogram</w:t>
@@ -568,7 +571,7 @@
           <w:rFonts w:ascii="Avenir Next" w:hAnsi="Avenir Next" w:cs="Avenir Next" w:eastAsia="Avenir Next"/>
           <w:i/>
           <w:color w:val="5A5F66"/>
-          <w:sz w:val="17"/>
+          <w:sz w:val="22"/>
           <w:szCs w:val="17"/>
         </w:rPr>
         <w:t xml:space="preserve"> (paralelogramo)</w:t>
@@ -577,7 +580,7 @@
         <w:rPr>
           <w:rFonts w:ascii="Avenir Next" w:hAnsi="Avenir Next" w:cs="Avenir Next" w:eastAsia="Avenir Next"/>
           <w:color w:val="5A5F66"/>
-          <w:sz w:val="17"/>
+          <w:sz w:val="22"/>
           <w:szCs w:val="17"/>
         </w:rPr>
         <w:t xml:space="preserve">   ·   </w:t>
@@ -587,7 +590,7 @@
           <w:rFonts w:ascii="Avenir Next" w:hAnsi="Avenir Next" w:cs="Avenir Next" w:eastAsia="Avenir Next"/>
           <w:b/>
           <w:color w:val="1A1A1A"/>
-          <w:sz w:val="17"/>
+          <w:sz w:val="22"/>
           <w:szCs w:val="17"/>
         </w:rPr>
         <w:t xml:space="preserve">base</w:t>
@@ -597,7 +600,7 @@
           <w:rFonts w:ascii="Avenir Next" w:hAnsi="Avenir Next" w:cs="Avenir Next" w:eastAsia="Avenir Next"/>
           <w:i/>
           <w:color w:val="5A5F66"/>
-          <w:sz w:val="17"/>
+          <w:sz w:val="22"/>
           <w:szCs w:val="17"/>
         </w:rPr>
         <w:t xml:space="preserve"> (base)</w:t>
@@ -606,7 +609,7 @@
         <w:rPr>
           <w:rFonts w:ascii="Avenir Next" w:hAnsi="Avenir Next" w:cs="Avenir Next" w:eastAsia="Avenir Next"/>
           <w:color w:val="5A5F66"/>
-          <w:sz w:val="17"/>
+          <w:sz w:val="22"/>
           <w:szCs w:val="17"/>
         </w:rPr>
         <w:t xml:space="preserve">   ·   </w:t>
@@ -616,7 +619,7 @@
           <w:rFonts w:ascii="Avenir Next" w:hAnsi="Avenir Next" w:cs="Avenir Next" w:eastAsia="Avenir Next"/>
           <w:b/>
           <w:color w:val="1A1A1A"/>
-          <w:sz w:val="17"/>
+          <w:sz w:val="22"/>
           <w:szCs w:val="17"/>
         </w:rPr>
         <w:t xml:space="preserve">height</w:t>
@@ -626,7 +629,7 @@
           <w:rFonts w:ascii="Avenir Next" w:hAnsi="Avenir Next" w:cs="Avenir Next" w:eastAsia="Avenir Next"/>
           <w:i/>
           <w:color w:val="5A5F66"/>
-          <w:sz w:val="17"/>
+          <w:sz w:val="22"/>
           <w:szCs w:val="17"/>
         </w:rPr>
         <w:t xml:space="preserve"> (altura)</w:t>
@@ -635,7 +638,7 @@
         <w:rPr>
           <w:rFonts w:ascii="Avenir Next" w:hAnsi="Avenir Next" w:cs="Avenir Next" w:eastAsia="Avenir Next"/>
           <w:color w:val="5A5F66"/>
-          <w:sz w:val="17"/>
+          <w:sz w:val="22"/>
           <w:szCs w:val="17"/>
         </w:rPr>
         <w:t xml:space="preserve">   ·   </w:t>
@@ -645,7 +648,7 @@
           <w:rFonts w:ascii="Avenir Next" w:hAnsi="Avenir Next" w:cs="Avenir Next" w:eastAsia="Avenir Next"/>
           <w:b/>
           <w:color w:val="1A1A1A"/>
-          <w:sz w:val="17"/>
+          <w:sz w:val="22"/>
           <w:szCs w:val="17"/>
         </w:rPr>
         <w:t xml:space="preserve">perpendicular</w:t>
@@ -655,7 +658,7 @@
           <w:rFonts w:ascii="Avenir Next" w:hAnsi="Avenir Next" w:cs="Avenir Next" w:eastAsia="Avenir Next"/>
           <w:i/>
           <w:color w:val="5A5F66"/>
-          <w:sz w:val="17"/>
+          <w:sz w:val="22"/>
           <w:szCs w:val="17"/>
         </w:rPr>
         <w:t xml:space="preserve"> (perpendicular)</w:t>
@@ -663,6 +666,7 @@
     </w:p>
     <w:p>
       <w:pPr>
+        <w:pStyle w:val="Heading2"/>
         <w:keepNext/>
         <w:pBdr>
           <w:bottom w:val="single" w:sz="8" w:space="3" w:color="003A70"/>
@@ -678,7 +682,7 @@
           <w:b/>
           <w:color w:val="003A70"/>
           <w:spacing w:val="14"/>
-          <w:sz w:val="19"/>
+          <w:sz w:val="22"/>
           <w:szCs w:val="19"/>
         </w:rPr>
         <w:t xml:space="preserve">PRACTICE</w:t>
@@ -697,7 +701,7 @@
           <w:rFonts w:ascii="Avenir Next" w:hAnsi="Avenir Next" w:cs="Avenir Next" w:eastAsia="Avenir Next"/>
           <w:i/>
           <w:color w:val="5A5F66"/>
-          <w:sz w:val="17"/>
+          <w:sz w:val="22"/>
           <w:szCs w:val="17"/>
         </w:rPr>
         <w:t xml:space="preserve">show your work · label units</w:t>
@@ -705,7 +709,7 @@
     </w:p>
     <w:p>
       <w:pPr>
-        <w:spacing w:before="0" w:after="0" w:line="20" w:lineRule="exact"/>
+        <w:spacing w:before="0" w:after="0" w:line="50" w:lineRule="exact"/>
       </w:pPr>
     </w:p>
     <w:tbl>
@@ -755,25 +759,25 @@
                 <w:rFonts w:ascii="Avenir Next" w:hAnsi="Avenir Next" w:cs="Avenir Next" w:eastAsia="Avenir Next"/>
                 <w:b/>
                 <w:color w:val="1A1A1A"/>
+                <w:sz w:val="22"/>
+                <w:szCs w:val="20"/>
+              </w:rPr>
+              <w:t xml:space="preserve">1.</w:t>
+            </w:r>
+            <w:r>
+              <w:rPr>
+                <w:rFonts w:ascii="Avenir Next" w:hAnsi="Avenir Next" w:cs="Avenir Next" w:eastAsia="Avenir Next"/>
+                <w:color w:val="1A1A1A"/>
                 <w:sz w:val="20"/>
                 <w:szCs w:val="20"/>
               </w:rPr>
-              <w:t xml:space="preserve">1.</w:t>
-            </w:r>
-            <w:r>
-              <w:rPr>
-                <w:rFonts w:ascii="Avenir Next" w:hAnsi="Avenir Next" w:cs="Avenir Next" w:eastAsia="Avenir Next"/>
-                <w:color w:val="1A1A1A"/>
-                <w:sz w:val="20"/>
-                <w:szCs w:val="20"/>
-              </w:rPr>
               <w:tab/>
             </w:r>
             <w:r>
               <w:rPr>
                 <w:rFonts w:ascii="Avenir Next" w:hAnsi="Avenir Next" w:cs="Avenir Next" w:eastAsia="Avenir Next"/>
                 <w:color w:val="1A1A1A"/>
-                <w:sz w:val="20"/>
+                <w:sz w:val="22"/>
                 <w:szCs w:val="20"/>
               </w:rPr>
               <w:t xml:space="preserve">Find the area of each parallelogram with base </w:t>
@@ -783,7 +787,7 @@
                 <w:rFonts w:ascii="Avenir Next" w:hAnsi="Avenir Next" w:cs="Avenir Next" w:eastAsia="Avenir Next"/>
                 <w:i/>
                 <w:color w:val="1A1A1A"/>
-                <w:sz w:val="20"/>
+                <w:sz w:val="22"/>
                 <w:szCs w:val="20"/>
               </w:rPr>
               <w:t xml:space="preserve">b</w:t>
@@ -792,7 +796,7 @@
               <w:rPr>
                 <w:rFonts w:ascii="Avenir Next" w:hAnsi="Avenir Next" w:cs="Avenir Next" w:eastAsia="Avenir Next"/>
                 <w:color w:val="1A1A1A"/>
-                <w:sz w:val="20"/>
+                <w:sz w:val="22"/>
                 <w:szCs w:val="20"/>
               </w:rPr>
               <w:t xml:space="preserve"> and height </w:t>
@@ -802,7 +806,7 @@
                 <w:rFonts w:ascii="Avenir Next" w:hAnsi="Avenir Next" w:cs="Avenir Next" w:eastAsia="Avenir Next"/>
                 <w:i/>
                 <w:color w:val="1A1A1A"/>
-                <w:sz w:val="20"/>
+                <w:sz w:val="22"/>
                 <w:szCs w:val="20"/>
               </w:rPr>
               <w:t xml:space="preserve">h</w:t>
@@ -811,7 +815,7 @@
               <w:rPr>
                 <w:rFonts w:ascii="Avenir Next" w:hAnsi="Avenir Next" w:cs="Avenir Next" w:eastAsia="Avenir Next"/>
                 <w:color w:val="1A1A1A"/>
-                <w:sz w:val="20"/>
+                <w:sz w:val="22"/>
                 <w:szCs w:val="20"/>
               </w:rPr>
               <w:t xml:space="preserve">.</w:t>
@@ -866,25 +870,25 @@
                       <w:rFonts w:ascii="Avenir Next" w:hAnsi="Avenir Next" w:cs="Avenir Next" w:eastAsia="Avenir Next"/>
                       <w:b/>
                       <w:color w:val="003A70"/>
+                      <w:sz w:val="22"/>
+                      <w:szCs w:val="20"/>
+                    </w:rPr>
+                    <w:t xml:space="preserve">a.</w:t>
+                  </w:r>
+                  <w:r>
+                    <w:rPr>
+                      <w:rFonts w:ascii="Avenir Next" w:hAnsi="Avenir Next" w:cs="Avenir Next" w:eastAsia="Avenir Next"/>
+                      <w:color w:val="1A1A1A"/>
                       <w:sz w:val="20"/>
                       <w:szCs w:val="20"/>
                     </w:rPr>
-                    <w:t xml:space="preserve">a.</w:t>
-                  </w:r>
-                  <w:r>
-                    <w:rPr>
-                      <w:rFonts w:ascii="Avenir Next" w:hAnsi="Avenir Next" w:cs="Avenir Next" w:eastAsia="Avenir Next"/>
-                      <w:color w:val="1A1A1A"/>
-                      <w:sz w:val="20"/>
-                      <w:szCs w:val="20"/>
-                    </w:rPr>
                     <w:tab/>
                   </w:r>
                   <w:r>
                     <w:rPr>
                       <w:rFonts w:ascii="Avenir Next" w:hAnsi="Avenir Next" w:cs="Avenir Next" w:eastAsia="Avenir Next"/>
                       <w:color w:val="1A1A1A"/>
-                      <w:sz w:val="20"/>
+                      <w:sz w:val="22"/>
                       <w:szCs w:val="20"/>
                     </w:rPr>
                     <w:t xml:space="preserve">b = 16 cm, h = 5 cm</w:t>
@@ -928,25 +932,25 @@
                       <w:rFonts w:ascii="Avenir Next" w:hAnsi="Avenir Next" w:cs="Avenir Next" w:eastAsia="Avenir Next"/>
                       <w:b/>
                       <w:color w:val="003A70"/>
+                      <w:sz w:val="22"/>
+                      <w:szCs w:val="20"/>
+                    </w:rPr>
+                    <w:t xml:space="preserve">b.</w:t>
+                  </w:r>
+                  <w:r>
+                    <w:rPr>
+                      <w:rFonts w:ascii="Avenir Next" w:hAnsi="Avenir Next" w:cs="Avenir Next" w:eastAsia="Avenir Next"/>
+                      <w:color w:val="1A1A1A"/>
                       <w:sz w:val="20"/>
                       <w:szCs w:val="20"/>
                     </w:rPr>
-                    <w:t xml:space="preserve">b.</w:t>
-                  </w:r>
-                  <w:r>
-                    <w:rPr>
-                      <w:rFonts w:ascii="Avenir Next" w:hAnsi="Avenir Next" w:cs="Avenir Next" w:eastAsia="Avenir Next"/>
-                      <w:color w:val="1A1A1A"/>
-                      <w:sz w:val="20"/>
-                      <w:szCs w:val="20"/>
-                    </w:rPr>
                     <w:tab/>
                   </w:r>
                   <w:r>
                     <w:rPr>
                       <w:rFonts w:ascii="Avenir Next" w:hAnsi="Avenir Next" w:cs="Avenir Next" w:eastAsia="Avenir Next"/>
                       <w:color w:val="1A1A1A"/>
-                      <w:sz w:val="20"/>
+                      <w:sz w:val="22"/>
                       <w:szCs w:val="20"/>
                     </w:rPr>
                     <w:t xml:space="preserve">b = 13 in, h = 4 in</w:t>
@@ -996,25 +1000,25 @@
                       <w:rFonts w:ascii="Avenir Next" w:hAnsi="Avenir Next" w:cs="Avenir Next" w:eastAsia="Avenir Next"/>
                       <w:b/>
                       <w:color w:val="003A70"/>
+                      <w:sz w:val="22"/>
+                      <w:szCs w:val="20"/>
+                    </w:rPr>
+                    <w:t xml:space="preserve">c.</w:t>
+                  </w:r>
+                  <w:r>
+                    <w:rPr>
+                      <w:rFonts w:ascii="Avenir Next" w:hAnsi="Avenir Next" w:cs="Avenir Next" w:eastAsia="Avenir Next"/>
+                      <w:color w:val="1A1A1A"/>
                       <w:sz w:val="20"/>
                       <w:szCs w:val="20"/>
                     </w:rPr>
-                    <w:t xml:space="preserve">c.</w:t>
-                  </w:r>
-                  <w:r>
-                    <w:rPr>
-                      <w:rFonts w:ascii="Avenir Next" w:hAnsi="Avenir Next" w:cs="Avenir Next" w:eastAsia="Avenir Next"/>
-                      <w:color w:val="1A1A1A"/>
-                      <w:sz w:val="20"/>
-                      <w:szCs w:val="20"/>
-                    </w:rPr>
                     <w:tab/>
                   </w:r>
                   <w:r>
                     <w:rPr>
                       <w:rFonts w:ascii="Avenir Next" w:hAnsi="Avenir Next" w:cs="Avenir Next" w:eastAsia="Avenir Next"/>
                       <w:color w:val="1A1A1A"/>
-                      <w:sz w:val="20"/>
+                      <w:sz w:val="22"/>
                       <w:szCs w:val="20"/>
                     </w:rPr>
                     <w:t xml:space="preserve">b = 9 ft, h = 8 ft</w:t>
@@ -1058,25 +1062,25 @@
                       <w:rFonts w:ascii="Avenir Next" w:hAnsi="Avenir Next" w:cs="Avenir Next" w:eastAsia="Avenir Next"/>
                       <w:b/>
                       <w:color w:val="003A70"/>
+                      <w:sz w:val="22"/>
+                      <w:szCs w:val="20"/>
+                    </w:rPr>
+                    <w:t xml:space="preserve">d.</w:t>
+                  </w:r>
+                  <w:r>
+                    <w:rPr>
+                      <w:rFonts w:ascii="Avenir Next" w:hAnsi="Avenir Next" w:cs="Avenir Next" w:eastAsia="Avenir Next"/>
+                      <w:color w:val="1A1A1A"/>
                       <w:sz w:val="20"/>
                       <w:szCs w:val="20"/>
                     </w:rPr>
-                    <w:t xml:space="preserve">d.</w:t>
-                  </w:r>
-                  <w:r>
-                    <w:rPr>
-                      <w:rFonts w:ascii="Avenir Next" w:hAnsi="Avenir Next" w:cs="Avenir Next" w:eastAsia="Avenir Next"/>
-                      <w:color w:val="1A1A1A"/>
-                      <w:sz w:val="20"/>
-                      <w:szCs w:val="20"/>
-                    </w:rPr>
                     <w:tab/>
                   </w:r>
                   <w:r>
                     <w:rPr>
                       <w:rFonts w:ascii="Avenir Next" w:hAnsi="Avenir Next" w:cs="Avenir Next" w:eastAsia="Avenir Next"/>
                       <w:color w:val="1A1A1A"/>
-                      <w:sz w:val="20"/>
+                      <w:sz w:val="22"/>
                       <w:szCs w:val="20"/>
                     </w:rPr>
                     <w:t xml:space="preserve">b = 30 m, h = 3 m</w:t>
@@ -1106,7 +1110,7 @@
           </w:tbl>
           <w:p>
             <w:pPr>
-              <w:spacing w:before="0" w:after="0" w:line="24" w:lineRule="auto"/>
+              <w:spacing w:before="0" w:after="0" w:line="50" w:lineRule="exact"/>
             </w:pPr>
           </w:p>
         </w:tc>
@@ -1114,12 +1118,12 @@
     </w:tbl>
     <w:p>
       <w:pPr>
-        <w:spacing w:before="0" w:after="0" w:line="20" w:lineRule="exact"/>
+        <w:spacing w:before="0" w:after="0" w:line="50" w:lineRule="exact"/>
       </w:pPr>
     </w:p>
     <w:p>
       <w:pPr>
-        <w:spacing w:before="0" w:after="0" w:line="20" w:lineRule="exact"/>
+        <w:spacing w:before="0" w:after="0" w:line="50" w:lineRule="exact"/>
       </w:pPr>
     </w:p>
     <w:tbl>
@@ -1203,35 +1207,35 @@
                       <w:rFonts w:ascii="Avenir Next" w:hAnsi="Avenir Next" w:cs="Avenir Next" w:eastAsia="Avenir Next"/>
                       <w:b/>
                       <w:color w:val="1A1A1A"/>
+                      <w:sz w:val="22"/>
+                      <w:szCs w:val="20"/>
+                    </w:rPr>
+                    <w:t xml:space="preserve">2.</w:t>
+                  </w:r>
+                  <w:r>
+                    <w:rPr>
+                      <w:rFonts w:ascii="Avenir Next" w:hAnsi="Avenir Next" w:cs="Avenir Next" w:eastAsia="Avenir Next"/>
+                      <w:color w:val="1A1A1A"/>
                       <w:sz w:val="20"/>
                       <w:szCs w:val="20"/>
                     </w:rPr>
-                    <w:t xml:space="preserve">2.</w:t>
-                  </w:r>
-                  <w:r>
-                    <w:rPr>
-                      <w:rFonts w:ascii="Avenir Next" w:hAnsi="Avenir Next" w:cs="Avenir Next" w:eastAsia="Avenir Next"/>
-                      <w:color w:val="1A1A1A"/>
-                      <w:sz w:val="20"/>
+                    <w:tab/>
+                  </w:r>
+                  <w:r>
+                    <w:rPr>
+                      <w:rFonts w:ascii="Avenir Next" w:hAnsi="Avenir Next" w:cs="Avenir Next" w:eastAsia="Avenir Next"/>
+                      <w:b/>
+                      <w:color w:val="1A1A1A"/>
+                      <w:sz w:val="22"/>
                       <w:szCs w:val="20"/>
                     </w:rPr>
-                    <w:tab/>
-                  </w:r>
-                  <w:r>
-                    <w:rPr>
-                      <w:rFonts w:ascii="Avenir Next" w:hAnsi="Avenir Next" w:cs="Avenir Next" w:eastAsia="Avenir Next"/>
-                      <w:b/>
-                      <w:color w:val="1A1A1A"/>
-                      <w:sz w:val="20"/>
-                      <w:szCs w:val="20"/>
-                    </w:rPr>
                     <w:t xml:space="preserve">School Banner.  </w:t>
                   </w:r>
                   <w:r>
                     <w:rPr>
                       <w:rFonts w:ascii="Avenir Next" w:hAnsi="Avenir Next" w:cs="Avenir Next" w:eastAsia="Avenir Next"/>
                       <w:color w:val="1A1A1A"/>
-                      <w:sz w:val="20"/>
+                      <w:sz w:val="22"/>
                       <w:szCs w:val="20"/>
                     </w:rPr>
                     <w:t xml:space="preserve">A banner is a parallelogram.</w:t>
@@ -1251,25 +1255,25 @@
                       <w:rFonts w:ascii="Avenir Next" w:hAnsi="Avenir Next" w:cs="Avenir Next" w:eastAsia="Avenir Next"/>
                       <w:b/>
                       <w:color w:val="003A70"/>
+                      <w:sz w:val="22"/>
+                      <w:szCs w:val="20"/>
+                    </w:rPr>
+                    <w:t xml:space="preserve">a.</w:t>
+                  </w:r>
+                  <w:r>
+                    <w:rPr>
+                      <w:rFonts w:ascii="Avenir Next" w:hAnsi="Avenir Next" w:cs="Avenir Next" w:eastAsia="Avenir Next"/>
+                      <w:color w:val="1A1A1A"/>
                       <w:sz w:val="20"/>
                       <w:szCs w:val="20"/>
                     </w:rPr>
-                    <w:t xml:space="preserve">a.</w:t>
-                  </w:r>
-                  <w:r>
-                    <w:rPr>
-                      <w:rFonts w:ascii="Avenir Next" w:hAnsi="Avenir Next" w:cs="Avenir Next" w:eastAsia="Avenir Next"/>
-                      <w:color w:val="1A1A1A"/>
-                      <w:sz w:val="20"/>
-                      <w:szCs w:val="20"/>
-                    </w:rPr>
                     <w:tab/>
                   </w:r>
                   <w:r>
                     <w:rPr>
                       <w:rFonts w:ascii="Avenir Next" w:hAnsi="Avenir Next" w:cs="Avenir Next" w:eastAsia="Avenir Next"/>
                       <w:color w:val="1A1A1A"/>
-                      <w:sz w:val="20"/>
+                      <w:sz w:val="22"/>
                       <w:szCs w:val="20"/>
                     </w:rPr>
                     <w:t xml:space="preserve">Find the area.</w:t>
@@ -1297,7 +1301,7 @@
                     <w:rPr>
                       <w:rFonts w:ascii="Avenir Next" w:hAnsi="Avenir Next" w:cs="Avenir Next" w:eastAsia="Avenir Next"/>
                       <w:color w:val="1A1A1A"/>
-                      <w:sz w:val="20"/>
+                      <w:sz w:val="22"/>
                       <w:szCs w:val="20"/>
                     </w:rPr>
                     <w:t xml:space="preserve"> ft²</w:t>
@@ -1317,25 +1321,25 @@
                       <w:rFonts w:ascii="Avenir Next" w:hAnsi="Avenir Next" w:cs="Avenir Next" w:eastAsia="Avenir Next"/>
                       <w:b/>
                       <w:color w:val="003A70"/>
+                      <w:sz w:val="22"/>
+                      <w:szCs w:val="20"/>
+                    </w:rPr>
+                    <w:t xml:space="preserve">b.</w:t>
+                  </w:r>
+                  <w:r>
+                    <w:rPr>
+                      <w:rFonts w:ascii="Avenir Next" w:hAnsi="Avenir Next" w:cs="Avenir Next" w:eastAsia="Avenir Next"/>
+                      <w:color w:val="1A1A1A"/>
                       <w:sz w:val="20"/>
                       <w:szCs w:val="20"/>
                     </w:rPr>
-                    <w:t xml:space="preserve">b.</w:t>
-                  </w:r>
-                  <w:r>
-                    <w:rPr>
-                      <w:rFonts w:ascii="Avenir Next" w:hAnsi="Avenir Next" w:cs="Avenir Next" w:eastAsia="Avenir Next"/>
-                      <w:color w:val="1A1A1A"/>
-                      <w:sz w:val="20"/>
-                      <w:szCs w:val="20"/>
-                    </w:rPr>
                     <w:tab/>
                   </w:r>
                   <w:r>
                     <w:rPr>
                       <w:rFonts w:ascii="Avenir Next" w:hAnsi="Avenir Next" w:cs="Avenir Next" w:eastAsia="Avenir Next"/>
                       <w:color w:val="1A1A1A"/>
-                      <w:sz w:val="20"/>
+                      <w:sz w:val="22"/>
                       <w:szCs w:val="20"/>
                     </w:rPr>
                     <w:t xml:space="preserve">Why is the 10 ft side not used?</w:t>
@@ -1356,7 +1360,7 @@
                     <w:drawing>
                       <wp:inline distT="0" distB="0" distL="0" distR="0">
                         <wp:extent cx="1920240" cy="991091"/>
-                        <wp:docPr id="1" name="Figure 1"/>
+                        <wp:docPr id="1" name="Figure 1" descr="Parallelogram. Dims: base: 14 ft; height: 6 ft; side: 10 ft."/>
                         <a:graphic xmlns:a="http://schemas.openxmlformats.org/drawingml/2006/main">
                           <a:graphicData uri="http://schemas.openxmlformats.org/drawingml/2006/picture">
                             <pic:pic xmlns:pic="http://schemas.openxmlformats.org/drawingml/2006/picture">
@@ -1391,7 +1395,7 @@
           </w:tbl>
           <w:p>
             <w:pPr>
-              <w:spacing w:before="0" w:after="0" w:line="24" w:lineRule="auto"/>
+              <w:spacing w:before="0" w:after="0" w:line="50" w:lineRule="exact"/>
             </w:pPr>
           </w:p>
         </w:tc>
@@ -1399,12 +1403,12 @@
     </w:tbl>
     <w:p>
       <w:pPr>
-        <w:spacing w:before="0" w:after="0" w:line="20" w:lineRule="exact"/>
+        <w:spacing w:before="0" w:after="0" w:line="50" w:lineRule="exact"/>
       </w:pPr>
     </w:p>
     <w:p>
       <w:pPr>
-        <w:spacing w:before="0" w:after="0" w:line="20" w:lineRule="exact"/>
+        <w:spacing w:before="0" w:after="0" w:line="50" w:lineRule="exact"/>
       </w:pPr>
     </w:p>
     <w:tbl>
@@ -1455,18 +1459,18 @@
                 <w:rFonts w:ascii="Avenir Next" w:hAnsi="Avenir Next" w:cs="Avenir Next" w:eastAsia="Avenir Next"/>
                 <w:b/>
                 <w:color w:val="1A1A1A"/>
+                <w:sz w:val="22"/>
+                <w:szCs w:val="20"/>
+              </w:rPr>
+              <w:t xml:space="preserve">3.</w:t>
+            </w:r>
+            <w:r>
+              <w:rPr>
+                <w:rFonts w:ascii="Avenir Next" w:hAnsi="Avenir Next" w:cs="Avenir Next" w:eastAsia="Avenir Next"/>
+                <w:color w:val="1A1A1A"/>
                 <w:sz w:val="20"/>
                 <w:szCs w:val="20"/>
               </w:rPr>
-              <w:t xml:space="preserve">3.</w:t>
-            </w:r>
-            <w:r>
-              <w:rPr>
-                <w:rFonts w:ascii="Avenir Next" w:hAnsi="Avenir Next" w:cs="Avenir Next" w:eastAsia="Avenir Next"/>
-                <w:color w:val="1A1A1A"/>
-                <w:sz w:val="20"/>
-                <w:szCs w:val="20"/>
-              </w:rPr>
               <w:tab/>
             </w:r>
             <w:r>
@@ -1474,7 +1478,7 @@
                 <w:rFonts w:ascii="Avenir Next" w:hAnsi="Avenir Next" w:cs="Avenir Next" w:eastAsia="Avenir Next"/>
                 <w:b/>
                 <w:color w:val="1A1A1A"/>
-                <w:sz w:val="20"/>
+                <w:sz w:val="22"/>
                 <w:szCs w:val="20"/>
               </w:rPr>
               <w:t xml:space="preserve">Floor Tile.  </w:t>
@@ -1483,7 +1487,7 @@
               <w:rPr>
                 <w:rFonts w:ascii="Avenir Next" w:hAnsi="Avenir Next" w:cs="Avenir Next" w:eastAsia="Avenir Next"/>
                 <w:color w:val="1A1A1A"/>
-                <w:sz w:val="20"/>
+                <w:sz w:val="22"/>
                 <w:szCs w:val="20"/>
               </w:rPr>
               <w:t xml:space="preserve">A tile has a base of 12 cm and a height of 9 cm.</w:t>
@@ -1503,10 +1507,28 @@
                 <w:rFonts w:ascii="Avenir Next" w:hAnsi="Avenir Next" w:cs="Avenir Next" w:eastAsia="Avenir Next"/>
                 <w:b/>
                 <w:color w:val="003A70"/>
+                <w:sz w:val="22"/>
+                <w:szCs w:val="20"/>
+              </w:rPr>
+              <w:t xml:space="preserve">a.</w:t>
+            </w:r>
+            <w:r>
+              <w:rPr>
+                <w:rFonts w:ascii="Avenir Next" w:hAnsi="Avenir Next" w:cs="Avenir Next" w:eastAsia="Avenir Next"/>
+                <w:color w:val="1A1A1A"/>
                 <w:sz w:val="20"/>
                 <w:szCs w:val="20"/>
               </w:rPr>
-              <w:t xml:space="preserve">a.</w:t>
+              <w:tab/>
+            </w:r>
+            <w:r>
+              <w:rPr>
+                <w:rFonts w:ascii="Avenir Next" w:hAnsi="Avenir Next" w:cs="Avenir Next" w:eastAsia="Avenir Next"/>
+                <w:color w:val="1A1A1A"/>
+                <w:sz w:val="22"/>
+                <w:szCs w:val="20"/>
+              </w:rPr>
+              <w:t xml:space="preserve">Area of one tile</w:t>
             </w:r>
             <w:r>
               <w:rPr>
@@ -1515,7 +1537,7 @@
                 <w:sz w:val="20"/>
                 <w:szCs w:val="20"/>
               </w:rPr>
-              <w:tab/>
+              <w:t xml:space="preserve">  </w:t>
             </w:r>
             <w:r>
               <w:rPr>
@@ -1523,24 +1545,6 @@
                 <w:color w:val="1A1A1A"/>
                 <w:sz w:val="20"/>
                 <w:szCs w:val="20"/>
-              </w:rPr>
-              <w:t xml:space="preserve">Area of one tile</w:t>
-            </w:r>
-            <w:r>
-              <w:rPr>
-                <w:rFonts w:ascii="Avenir Next" w:hAnsi="Avenir Next" w:cs="Avenir Next" w:eastAsia="Avenir Next"/>
-                <w:color w:val="1A1A1A"/>
-                <w:sz w:val="20"/>
-                <w:szCs w:val="20"/>
-              </w:rPr>
-              <w:t xml:space="preserve">  </w:t>
-            </w:r>
-            <w:r>
-              <w:rPr>
-                <w:rFonts w:ascii="Avenir Next" w:hAnsi="Avenir Next" w:cs="Avenir Next" w:eastAsia="Avenir Next"/>
-                <w:color w:val="1A1A1A"/>
-                <w:sz w:val="20"/>
-                <w:szCs w:val="20"/>
                 <w:u w:val="single"/>
               </w:rPr>
               <w:t xml:space="preserve">                </w:t>
@@ -1549,7 +1553,7 @@
               <w:rPr>
                 <w:rFonts w:ascii="Avenir Next" w:hAnsi="Avenir Next" w:cs="Avenir Next" w:eastAsia="Avenir Next"/>
                 <w:color w:val="1A1A1A"/>
-                <w:sz w:val="20"/>
+                <w:sz w:val="22"/>
                 <w:szCs w:val="20"/>
               </w:rPr>
               <w:t xml:space="preserve"> cm²</w:t>
@@ -1569,10 +1573,28 @@
                 <w:rFonts w:ascii="Avenir Next" w:hAnsi="Avenir Next" w:cs="Avenir Next" w:eastAsia="Avenir Next"/>
                 <w:b/>
                 <w:color w:val="003A70"/>
+                <w:sz w:val="22"/>
+                <w:szCs w:val="20"/>
+              </w:rPr>
+              <w:t xml:space="preserve">b.</w:t>
+            </w:r>
+            <w:r>
+              <w:rPr>
+                <w:rFonts w:ascii="Avenir Next" w:hAnsi="Avenir Next" w:cs="Avenir Next" w:eastAsia="Avenir Next"/>
+                <w:color w:val="1A1A1A"/>
                 <w:sz w:val="20"/>
                 <w:szCs w:val="20"/>
               </w:rPr>
-              <w:t xml:space="preserve">b.</w:t>
+              <w:tab/>
+            </w:r>
+            <w:r>
+              <w:rPr>
+                <w:rFonts w:ascii="Avenir Next" w:hAnsi="Avenir Next" w:cs="Avenir Next" w:eastAsia="Avenir Next"/>
+                <w:color w:val="1A1A1A"/>
+                <w:sz w:val="22"/>
+                <w:szCs w:val="20"/>
+              </w:rPr>
+              <w:t xml:space="preserve">Area of 3 tiles</w:t>
             </w:r>
             <w:r>
               <w:rPr>
@@ -1581,7 +1603,7 @@
                 <w:sz w:val="20"/>
                 <w:szCs w:val="20"/>
               </w:rPr>
-              <w:tab/>
+              <w:t xml:space="preserve">  </w:t>
             </w:r>
             <w:r>
               <w:rPr>
@@ -1589,24 +1611,6 @@
                 <w:color w:val="1A1A1A"/>
                 <w:sz w:val="20"/>
                 <w:szCs w:val="20"/>
-              </w:rPr>
-              <w:t xml:space="preserve">Area of 3 tiles</w:t>
-            </w:r>
-            <w:r>
-              <w:rPr>
-                <w:rFonts w:ascii="Avenir Next" w:hAnsi="Avenir Next" w:cs="Avenir Next" w:eastAsia="Avenir Next"/>
-                <w:color w:val="1A1A1A"/>
-                <w:sz w:val="20"/>
-                <w:szCs w:val="20"/>
-              </w:rPr>
-              <w:t xml:space="preserve">  </w:t>
-            </w:r>
-            <w:r>
-              <w:rPr>
-                <w:rFonts w:ascii="Avenir Next" w:hAnsi="Avenir Next" w:cs="Avenir Next" w:eastAsia="Avenir Next"/>
-                <w:color w:val="1A1A1A"/>
-                <w:sz w:val="20"/>
-                <w:szCs w:val="20"/>
                 <w:u w:val="single"/>
               </w:rPr>
               <w:t xml:space="preserve">                </w:t>
@@ -1615,7 +1619,7 @@
               <w:rPr>
                 <w:rFonts w:ascii="Avenir Next" w:hAnsi="Avenir Next" w:cs="Avenir Next" w:eastAsia="Avenir Next"/>
                 <w:color w:val="1A1A1A"/>
-                <w:sz w:val="20"/>
+                <w:sz w:val="22"/>
                 <w:szCs w:val="20"/>
               </w:rPr>
               <w:t xml:space="preserve"> cm²</w:t>
@@ -1641,18 +1645,18 @@
                 <w:rFonts w:ascii="Avenir Next" w:hAnsi="Avenir Next" w:cs="Avenir Next" w:eastAsia="Avenir Next"/>
                 <w:b/>
                 <w:color w:val="1A1A1A"/>
+                <w:sz w:val="22"/>
+                <w:szCs w:val="20"/>
+              </w:rPr>
+              <w:t xml:space="preserve">4.</w:t>
+            </w:r>
+            <w:r>
+              <w:rPr>
+                <w:rFonts w:ascii="Avenir Next" w:hAnsi="Avenir Next" w:cs="Avenir Next" w:eastAsia="Avenir Next"/>
+                <w:color w:val="1A1A1A"/>
                 <w:sz w:val="20"/>
                 <w:szCs w:val="20"/>
               </w:rPr>
-              <w:t xml:space="preserve">4.</w:t>
-            </w:r>
-            <w:r>
-              <w:rPr>
-                <w:rFonts w:ascii="Avenir Next" w:hAnsi="Avenir Next" w:cs="Avenir Next" w:eastAsia="Avenir Next"/>
-                <w:color w:val="1A1A1A"/>
-                <w:sz w:val="20"/>
-                <w:szCs w:val="20"/>
-              </w:rPr>
               <w:tab/>
             </w:r>
             <w:r>
@@ -1660,7 +1664,7 @@
                 <w:rFonts w:ascii="Avenir Next" w:hAnsi="Avenir Next" w:cs="Avenir Next" w:eastAsia="Avenir Next"/>
                 <w:b/>
                 <w:color w:val="1A1A1A"/>
-                <w:sz w:val="20"/>
+                <w:sz w:val="22"/>
                 <w:szCs w:val="20"/>
               </w:rPr>
               <w:t xml:space="preserve">Missing Height.  </w:t>
@@ -1669,7 +1673,7 @@
               <w:rPr>
                 <w:rFonts w:ascii="Avenir Next" w:hAnsi="Avenir Next" w:cs="Avenir Next" w:eastAsia="Avenir Next"/>
                 <w:color w:val="1A1A1A"/>
-                <w:sz w:val="20"/>
+                <w:sz w:val="22"/>
                 <w:szCs w:val="20"/>
               </w:rPr>
               <w:t xml:space="preserve">A sign has an area of 84 in² and a base of 12 in. Find its height.</w:t>
@@ -1686,7 +1690,7 @@
                 <w:rFonts w:ascii="Avenir Next" w:hAnsi="Avenir Next" w:cs="Avenir Next" w:eastAsia="Avenir Next"/>
                 <w:b/>
                 <w:color w:val="003A70"/>
-                <w:sz w:val="17"/>
+                <w:sz w:val="22"/>
                 <w:szCs w:val="17"/>
               </w:rPr>
               <w:t xml:space="preserve">Hint  </w:t>
@@ -1696,7 +1700,7 @@
                 <w:rFonts w:ascii="Avenir Next" w:hAnsi="Avenir Next" w:cs="Avenir Next" w:eastAsia="Avenir Next"/>
                 <w:i/>
                 <w:color w:val="5A5F66"/>
-                <w:sz w:val="17"/>
+                <w:sz w:val="22"/>
                 <w:szCs w:val="17"/>
               </w:rPr>
               <w:t xml:space="preserve">What times 12 makes 84?</w:t>
@@ -1715,25 +1719,25 @@
                 <w:rFonts w:ascii="Avenir Next" w:hAnsi="Avenir Next" w:cs="Avenir Next" w:eastAsia="Avenir Next"/>
                 <w:b/>
                 <w:color w:val="1A1A1A"/>
+                <w:sz w:val="22"/>
+                <w:szCs w:val="18"/>
+              </w:rPr>
+              <w:t xml:space="preserve">Answer</w:t>
+            </w:r>
+            <w:r>
+              <w:rPr>
+                <w:rFonts w:ascii="Avenir Next" w:hAnsi="Avenir Next" w:cs="Avenir Next" w:eastAsia="Avenir Next"/>
+                <w:color w:val="1A1A1A"/>
                 <w:sz w:val="18"/>
                 <w:szCs w:val="18"/>
               </w:rPr>
-              <w:t xml:space="preserve">Answer</w:t>
-            </w:r>
-            <w:r>
-              <w:rPr>
-                <w:rFonts w:ascii="Avenir Next" w:hAnsi="Avenir Next" w:cs="Avenir Next" w:eastAsia="Avenir Next"/>
-                <w:color w:val="1A1A1A"/>
-                <w:sz w:val="18"/>
-                <w:szCs w:val="18"/>
-              </w:rPr>
               <w:tab/>
             </w:r>
             <w:r>
               <w:rPr>
                 <w:rFonts w:ascii="Avenir Next" w:hAnsi="Avenir Next" w:cs="Avenir Next" w:eastAsia="Avenir Next"/>
                 <w:color w:val="1A1A1A"/>
-                <w:sz w:val="18"/>
+                <w:sz w:val="22"/>
                 <w:szCs w:val="18"/>
               </w:rPr>
               <w:t xml:space="preserve">  in.</w:t>
@@ -1744,12 +1748,12 @@
     </w:tbl>
     <w:p>
       <w:pPr>
-        <w:spacing w:before="0" w:after="0" w:line="20" w:lineRule="exact"/>
+        <w:spacing w:before="0" w:after="0" w:line="50" w:lineRule="exact"/>
       </w:pPr>
     </w:p>
     <w:p>
       <w:pPr>
-        <w:spacing w:before="0" w:after="0" w:line="20" w:lineRule="exact"/>
+        <w:spacing w:before="0" w:after="0" w:line="50" w:lineRule="exact"/>
       </w:pPr>
     </w:p>
     <w:tbl>
@@ -1833,35 +1837,35 @@
                       <w:rFonts w:ascii="Avenir Next" w:hAnsi="Avenir Next" w:cs="Avenir Next" w:eastAsia="Avenir Next"/>
                       <w:b/>
                       <w:color w:val="1A1A1A"/>
+                      <w:sz w:val="22"/>
+                      <w:szCs w:val="20"/>
+                    </w:rPr>
+                    <w:t xml:space="preserve">5.</w:t>
+                  </w:r>
+                  <w:r>
+                    <w:rPr>
+                      <w:rFonts w:ascii="Avenir Next" w:hAnsi="Avenir Next" w:cs="Avenir Next" w:eastAsia="Avenir Next"/>
+                      <w:color w:val="1A1A1A"/>
                       <w:sz w:val="20"/>
                       <w:szCs w:val="20"/>
                     </w:rPr>
-                    <w:t xml:space="preserve">5.</w:t>
-                  </w:r>
-                  <w:r>
-                    <w:rPr>
-                      <w:rFonts w:ascii="Avenir Next" w:hAnsi="Avenir Next" w:cs="Avenir Next" w:eastAsia="Avenir Next"/>
-                      <w:color w:val="1A1A1A"/>
-                      <w:sz w:val="20"/>
+                    <w:tab/>
+                  </w:r>
+                  <w:r>
+                    <w:rPr>
+                      <w:rFonts w:ascii="Avenir Next" w:hAnsi="Avenir Next" w:cs="Avenir Next" w:eastAsia="Avenir Next"/>
+                      <w:b/>
+                      <w:color w:val="1A1A1A"/>
+                      <w:sz w:val="22"/>
                       <w:szCs w:val="20"/>
                     </w:rPr>
-                    <w:tab/>
-                  </w:r>
-                  <w:r>
-                    <w:rPr>
-                      <w:rFonts w:ascii="Avenir Next" w:hAnsi="Avenir Next" w:cs="Avenir Next" w:eastAsia="Avenir Next"/>
-                      <w:b/>
-                      <w:color w:val="1A1A1A"/>
-                      <w:sz w:val="20"/>
-                      <w:szCs w:val="20"/>
-                    </w:rPr>
                     <w:t xml:space="preserve">Paper Strip.  </w:t>
                   </w:r>
                   <w:r>
                     <w:rPr>
                       <w:rFonts w:ascii="Avenir Next" w:hAnsi="Avenir Next" w:cs="Avenir Next" w:eastAsia="Avenir Next"/>
                       <w:color w:val="1A1A1A"/>
-                      <w:sz w:val="20"/>
+                      <w:sz w:val="22"/>
                       <w:szCs w:val="20"/>
                     </w:rPr>
                     <w:t xml:space="preserve">Find the area of the paper strip.</w:t>
@@ -1878,7 +1882,7 @@
                       <w:rFonts w:ascii="Avenir Next" w:hAnsi="Avenir Next" w:cs="Avenir Next" w:eastAsia="Avenir Next"/>
                       <w:b/>
                       <w:color w:val="003A70"/>
-                      <w:sz w:val="17"/>
+                      <w:sz w:val="22"/>
                       <w:szCs w:val="17"/>
                     </w:rPr>
                     <w:t xml:space="preserve">Hint  </w:t>
@@ -1888,7 +1892,7 @@
                       <w:rFonts w:ascii="Avenir Next" w:hAnsi="Avenir Next" w:cs="Avenir Next" w:eastAsia="Avenir Next"/>
                       <w:i/>
                       <w:color w:val="5A5F66"/>
-                      <w:sz w:val="17"/>
+                      <w:sz w:val="22"/>
                       <w:szCs w:val="17"/>
                     </w:rPr>
                     <w:t xml:space="preserve">Use the height with the square corner, not 11 cm.</w:t>
@@ -1896,7 +1900,7 @@
                 </w:p>
                 <w:p>
                   <w:pPr>
-                    <w:spacing w:before="0" w:after="0" w:line="60" w:lineRule="auto"/>
+                    <w:spacing w:before="0" w:after="0" w:line="50" w:lineRule="exact"/>
                   </w:pPr>
                 </w:p>
                 <w:tbl>
@@ -1965,25 +1969,25 @@
                       <w:rFonts w:ascii="Avenir Next" w:hAnsi="Avenir Next" w:cs="Avenir Next" w:eastAsia="Avenir Next"/>
                       <w:b/>
                       <w:color w:val="1A1A1A"/>
+                      <w:sz w:val="22"/>
+                      <w:szCs w:val="18"/>
+                    </w:rPr>
+                    <w:t xml:space="preserve">Answer</w:t>
+                  </w:r>
+                  <w:r>
+                    <w:rPr>
+                      <w:rFonts w:ascii="Avenir Next" w:hAnsi="Avenir Next" w:cs="Avenir Next" w:eastAsia="Avenir Next"/>
+                      <w:color w:val="1A1A1A"/>
                       <w:sz w:val="18"/>
                       <w:szCs w:val="18"/>
                     </w:rPr>
-                    <w:t xml:space="preserve">Answer</w:t>
-                  </w:r>
-                  <w:r>
-                    <w:rPr>
-                      <w:rFonts w:ascii="Avenir Next" w:hAnsi="Avenir Next" w:cs="Avenir Next" w:eastAsia="Avenir Next"/>
-                      <w:color w:val="1A1A1A"/>
-                      <w:sz w:val="18"/>
-                      <w:szCs w:val="18"/>
-                    </w:rPr>
                     <w:tab/>
                   </w:r>
                   <w:r>
                     <w:rPr>
                       <w:rFonts w:ascii="Avenir Next" w:hAnsi="Avenir Next" w:cs="Avenir Next" w:eastAsia="Avenir Next"/>
                       <w:color w:val="1A1A1A"/>
-                      <w:sz w:val="18"/>
+                      <w:sz w:val="22"/>
                       <w:szCs w:val="18"/>
                     </w:rPr>
                     <w:t xml:space="preserve">  cm²</w:t>
@@ -2004,7 +2008,7 @@
                     <w:drawing>
                       <wp:inline distT="0" distB="0" distL="0" distR="0">
                         <wp:extent cx="1920240" cy="991091"/>
-                        <wp:docPr id="2" name="Figure 2"/>
+                        <wp:docPr id="2" name="Figure 2" descr="Parallelogram. Dims: base: 18 cm; height: 8 cm; side: 11 cm."/>
                         <a:graphic xmlns:a="http://schemas.openxmlformats.org/drawingml/2006/main">
                           <a:graphicData uri="http://schemas.openxmlformats.org/drawingml/2006/picture">
                             <pic:pic xmlns:pic="http://schemas.openxmlformats.org/drawingml/2006/picture">
@@ -2039,7 +2043,7 @@
           </w:tbl>
           <w:p>
             <w:pPr>
-              <w:spacing w:before="0" w:after="0" w:line="24" w:lineRule="auto"/>
+              <w:spacing w:before="0" w:after="0" w:line="50" w:lineRule="exact"/>
             </w:pPr>
           </w:p>
         </w:tc>
@@ -2047,12 +2051,12 @@
     </w:tbl>
     <w:p>
       <w:pPr>
-        <w:spacing w:before="0" w:after="0" w:line="20" w:lineRule="exact"/>
+        <w:spacing w:before="0" w:after="0" w:line="50" w:lineRule="exact"/>
       </w:pPr>
     </w:p>
     <w:p>
       <w:pPr>
-        <w:spacing w:before="0" w:after="0" w:line="20" w:lineRule="exact"/>
+        <w:spacing w:before="0" w:after="0" w:line="50" w:lineRule="exact"/>
       </w:pPr>
     </w:p>
     <w:tbl>
@@ -2102,18 +2106,18 @@
                 <w:rFonts w:ascii="Avenir Next" w:hAnsi="Avenir Next" w:cs="Avenir Next" w:eastAsia="Avenir Next"/>
                 <w:b/>
                 <w:color w:val="1A1A1A"/>
+                <w:sz w:val="22"/>
+                <w:szCs w:val="20"/>
+              </w:rPr>
+              <w:t xml:space="preserve">6.</w:t>
+            </w:r>
+            <w:r>
+              <w:rPr>
+                <w:rFonts w:ascii="Avenir Next" w:hAnsi="Avenir Next" w:cs="Avenir Next" w:eastAsia="Avenir Next"/>
+                <w:color w:val="1A1A1A"/>
                 <w:sz w:val="20"/>
                 <w:szCs w:val="20"/>
               </w:rPr>
-              <w:t xml:space="preserve">6.</w:t>
-            </w:r>
-            <w:r>
-              <w:rPr>
-                <w:rFonts w:ascii="Avenir Next" w:hAnsi="Avenir Next" w:cs="Avenir Next" w:eastAsia="Avenir Next"/>
-                <w:color w:val="1A1A1A"/>
-                <w:sz w:val="20"/>
-                <w:szCs w:val="20"/>
-              </w:rPr>
               <w:tab/>
             </w:r>
             <w:r>
@@ -2121,7 +2125,7 @@
                 <w:rFonts w:ascii="Avenir Next" w:hAnsi="Avenir Next" w:cs="Avenir Next" w:eastAsia="Avenir Next"/>
                 <w:b/>
                 <w:color w:val="1A1A1A"/>
-                <w:sz w:val="20"/>
+                <w:sz w:val="22"/>
                 <w:szCs w:val="20"/>
               </w:rPr>
               <w:t xml:space="preserve">Window Pane.  </w:t>
@@ -2130,7 +2134,7 @@
               <w:rPr>
                 <w:rFonts w:ascii="Avenir Next" w:hAnsi="Avenir Next" w:cs="Avenir Next" w:eastAsia="Avenir Next"/>
                 <w:color w:val="1A1A1A"/>
-                <w:sz w:val="20"/>
+                <w:sz w:val="22"/>
                 <w:szCs w:val="20"/>
               </w:rPr>
               <w:t xml:space="preserve">A window pane is a parallelogram. Its area is 117 in² and its base is 9 in. Find the height.</w:t>
@@ -2147,7 +2151,7 @@
                 <w:rFonts w:ascii="Avenir Next" w:hAnsi="Avenir Next" w:cs="Avenir Next" w:eastAsia="Avenir Next"/>
                 <w:b/>
                 <w:color w:val="003A70"/>
-                <w:sz w:val="17"/>
+                <w:sz w:val="22"/>
                 <w:szCs w:val="17"/>
               </w:rPr>
               <w:t xml:space="preserve">Hint  </w:t>
@@ -2157,7 +2161,7 @@
                 <w:rFonts w:ascii="Avenir Next" w:hAnsi="Avenir Next" w:cs="Avenir Next" w:eastAsia="Avenir Next"/>
                 <w:i/>
                 <w:color w:val="5A5F66"/>
-                <w:sz w:val="17"/>
+                <w:sz w:val="22"/>
                 <w:szCs w:val="17"/>
               </w:rPr>
               <w:t xml:space="preserve">Divide the area by the base.</w:t>
@@ -2176,25 +2180,25 @@
                 <w:rFonts w:ascii="Avenir Next" w:hAnsi="Avenir Next" w:cs="Avenir Next" w:eastAsia="Avenir Next"/>
                 <w:b/>
                 <w:color w:val="1A1A1A"/>
+                <w:sz w:val="22"/>
+                <w:szCs w:val="18"/>
+              </w:rPr>
+              <w:t xml:space="preserve">Answer</w:t>
+            </w:r>
+            <w:r>
+              <w:rPr>
+                <w:rFonts w:ascii="Avenir Next" w:hAnsi="Avenir Next" w:cs="Avenir Next" w:eastAsia="Avenir Next"/>
+                <w:color w:val="1A1A1A"/>
                 <w:sz w:val="18"/>
                 <w:szCs w:val="18"/>
               </w:rPr>
-              <w:t xml:space="preserve">Answer</w:t>
-            </w:r>
-            <w:r>
-              <w:rPr>
-                <w:rFonts w:ascii="Avenir Next" w:hAnsi="Avenir Next" w:cs="Avenir Next" w:eastAsia="Avenir Next"/>
-                <w:color w:val="1A1A1A"/>
-                <w:sz w:val="18"/>
-                <w:szCs w:val="18"/>
-              </w:rPr>
               <w:tab/>
             </w:r>
             <w:r>
               <w:rPr>
                 <w:rFonts w:ascii="Avenir Next" w:hAnsi="Avenir Next" w:cs="Avenir Next" w:eastAsia="Avenir Next"/>
                 <w:color w:val="1A1A1A"/>
-                <w:sz w:val="18"/>
+                <w:sz w:val="22"/>
                 <w:szCs w:val="18"/>
               </w:rPr>
               <w:t xml:space="preserve">  in.</w:t>
@@ -2205,12 +2209,12 @@
     </w:tbl>
     <w:p>
       <w:pPr>
-        <w:spacing w:before="0" w:after="0" w:line="20" w:lineRule="exact"/>
+        <w:spacing w:before="0" w:after="0" w:line="50" w:lineRule="exact"/>
       </w:pPr>
     </w:p>
     <w:p>
       <w:pPr>
-        <w:spacing w:before="0" w:after="0" w:line="20" w:lineRule="exact"/>
+        <w:spacing w:before="0" w:after="0" w:line="50" w:lineRule="exact"/>
       </w:pPr>
     </w:p>
     <w:tbl>
@@ -2260,18 +2264,18 @@
                 <w:rFonts w:ascii="Avenir Next" w:hAnsi="Avenir Next" w:cs="Avenir Next" w:eastAsia="Avenir Next"/>
                 <w:b/>
                 <w:color w:val="1A1A1A"/>
+                <w:sz w:val="22"/>
+                <w:szCs w:val="20"/>
+              </w:rPr>
+              <w:t xml:space="preserve">7.</w:t>
+            </w:r>
+            <w:r>
+              <w:rPr>
+                <w:rFonts w:ascii="Avenir Next" w:hAnsi="Avenir Next" w:cs="Avenir Next" w:eastAsia="Avenir Next"/>
+                <w:color w:val="1A1A1A"/>
                 <w:sz w:val="20"/>
                 <w:szCs w:val="20"/>
               </w:rPr>
-              <w:t xml:space="preserve">7.</w:t>
-            </w:r>
-            <w:r>
-              <w:rPr>
-                <w:rFonts w:ascii="Avenir Next" w:hAnsi="Avenir Next" w:cs="Avenir Next" w:eastAsia="Avenir Next"/>
-                <w:color w:val="1A1A1A"/>
-                <w:sz w:val="20"/>
-                <w:szCs w:val="20"/>
-              </w:rPr>
               <w:tab/>
             </w:r>
             <w:r>
@@ -2279,7 +2283,7 @@
                 <w:rFonts w:ascii="Avenir Next" w:hAnsi="Avenir Next" w:cs="Avenir Next" w:eastAsia="Avenir Next"/>
                 <w:b/>
                 <w:color w:val="1A1A1A"/>
-                <w:sz w:val="20"/>
+                <w:sz w:val="22"/>
                 <w:szCs w:val="20"/>
               </w:rPr>
               <w:t xml:space="preserve">Two Panels.  </w:t>
@@ -2288,7 +2292,7 @@
               <w:rPr>
                 <w:rFonts w:ascii="Avenir Next" w:hAnsi="Avenir Next" w:cs="Avenir Next" w:eastAsia="Avenir Next"/>
                 <w:color w:val="1A1A1A"/>
-                <w:sz w:val="20"/>
+                <w:sz w:val="22"/>
                 <w:szCs w:val="20"/>
               </w:rPr>
               <w:t xml:space="preserve">Panel X has base 9 cm and height 14 cm. Panel Y has base 18 cm and height 7 cm. Find each area. Which covers more space?</w:t>
@@ -2305,7 +2309,7 @@
                 <w:rFonts w:ascii="Avenir Next" w:hAnsi="Avenir Next" w:cs="Avenir Next" w:eastAsia="Avenir Next"/>
                 <w:b/>
                 <w:color w:val="003A70"/>
-                <w:sz w:val="17"/>
+                <w:sz w:val="22"/>
                 <w:szCs w:val="17"/>
               </w:rPr>
               <w:t xml:space="preserve">Hint  </w:t>
@@ -2315,7 +2319,7 @@
                 <w:rFonts w:ascii="Avenir Next" w:hAnsi="Avenir Next" w:cs="Avenir Next" w:eastAsia="Avenir Next"/>
                 <w:i/>
                 <w:color w:val="5A5F66"/>
-                <w:sz w:val="17"/>
+                <w:sz w:val="22"/>
                 <w:szCs w:val="17"/>
               </w:rPr>
               <w:t xml:space="preserve">Find both areas, then compare.</w:t>
@@ -2323,7 +2327,7 @@
           </w:p>
           <w:p>
             <w:pPr>
-              <w:spacing w:before="0" w:after="0" w:line="60" w:lineRule="auto"/>
+              <w:spacing w:before="0" w:after="0" w:line="50" w:lineRule="exact"/>
             </w:pPr>
           </w:p>
           <w:tbl>
@@ -2392,7 +2396,7 @@
                 <w:rFonts w:ascii="Avenir Next" w:hAnsi="Avenir Next" w:cs="Avenir Next" w:eastAsia="Avenir Next"/>
                 <w:b/>
                 <w:color w:val="1A1A1A"/>
-                <w:sz w:val="18"/>
+                <w:sz w:val="22"/>
                 <w:szCs w:val="18"/>
               </w:rPr>
               <w:t xml:space="preserve">Areas</w:t>
@@ -2412,12 +2416,12 @@
     </w:tbl>
     <w:p>
       <w:pPr>
-        <w:spacing w:before="0" w:after="0" w:line="20" w:lineRule="exact"/>
+        <w:spacing w:before="0" w:after="0" w:line="50" w:lineRule="exact"/>
       </w:pPr>
     </w:p>
     <w:p>
       <w:pPr>
-        <w:spacing w:before="0" w:after="0" w:line="20" w:lineRule="exact"/>
+        <w:spacing w:before="0" w:after="0" w:line="50" w:lineRule="exact"/>
       </w:pPr>
     </w:p>
     <w:tbl>
@@ -2467,18 +2471,18 @@
                 <w:rFonts w:ascii="Avenir Next" w:hAnsi="Avenir Next" w:cs="Avenir Next" w:eastAsia="Avenir Next"/>
                 <w:b/>
                 <w:color w:val="1A1A1A"/>
+                <w:sz w:val="22"/>
+                <w:szCs w:val="20"/>
+              </w:rPr>
+              <w:t xml:space="preserve">8.</w:t>
+            </w:r>
+            <w:r>
+              <w:rPr>
+                <w:rFonts w:ascii="Avenir Next" w:hAnsi="Avenir Next" w:cs="Avenir Next" w:eastAsia="Avenir Next"/>
+                <w:color w:val="1A1A1A"/>
                 <w:sz w:val="20"/>
                 <w:szCs w:val="20"/>
               </w:rPr>
-              <w:t xml:space="preserve">8.</w:t>
-            </w:r>
-            <w:r>
-              <w:rPr>
-                <w:rFonts w:ascii="Avenir Next" w:hAnsi="Avenir Next" w:cs="Avenir Next" w:eastAsia="Avenir Next"/>
-                <w:color w:val="1A1A1A"/>
-                <w:sz w:val="20"/>
-                <w:szCs w:val="20"/>
-              </w:rPr>
               <w:tab/>
             </w:r>
             <w:r>
@@ -2486,7 +2490,7 @@
                 <w:rFonts w:ascii="Avenir Next" w:hAnsi="Avenir Next" w:cs="Avenir Next" w:eastAsia="Avenir Next"/>
                 <w:b/>
                 <w:color w:val="1A1A1A"/>
-                <w:sz w:val="20"/>
+                <w:sz w:val="22"/>
                 <w:szCs w:val="20"/>
               </w:rPr>
               <w:t xml:space="preserve">Hallway Mural.  </w:t>
@@ -2495,7 +2499,7 @@
               <w:rPr>
                 <w:rFonts w:ascii="Avenir Next" w:hAnsi="Avenir Next" w:cs="Avenir Next" w:eastAsia="Avenir Next"/>
                 <w:color w:val="1A1A1A"/>
-                <w:sz w:val="20"/>
+                <w:sz w:val="22"/>
                 <w:szCs w:val="20"/>
               </w:rPr>
               <w:t xml:space="preserve">A mural is a parallelogram with a base of 20 ft and a height of 6 ft. One can of paint covers 50 ft².</w:t>
@@ -2515,10 +2519,28 @@
                 <w:rFonts w:ascii="Avenir Next" w:hAnsi="Avenir Next" w:cs="Avenir Next" w:eastAsia="Avenir Next"/>
                 <w:b/>
                 <w:color w:val="003A70"/>
+                <w:sz w:val="22"/>
+                <w:szCs w:val="20"/>
+              </w:rPr>
+              <w:t xml:space="preserve">a.</w:t>
+            </w:r>
+            <w:r>
+              <w:rPr>
+                <w:rFonts w:ascii="Avenir Next" w:hAnsi="Avenir Next" w:cs="Avenir Next" w:eastAsia="Avenir Next"/>
+                <w:color w:val="1A1A1A"/>
                 <w:sz w:val="20"/>
                 <w:szCs w:val="20"/>
               </w:rPr>
-              <w:t xml:space="preserve">a.</w:t>
+              <w:tab/>
+            </w:r>
+            <w:r>
+              <w:rPr>
+                <w:rFonts w:ascii="Avenir Next" w:hAnsi="Avenir Next" w:cs="Avenir Next" w:eastAsia="Avenir Next"/>
+                <w:color w:val="1A1A1A"/>
+                <w:sz w:val="22"/>
+                <w:szCs w:val="20"/>
+              </w:rPr>
+              <w:t xml:space="preserve">Find the area.</w:t>
             </w:r>
             <w:r>
               <w:rPr>
@@ -2527,7 +2549,7 @@
                 <w:sz w:val="20"/>
                 <w:szCs w:val="20"/>
               </w:rPr>
-              <w:tab/>
+              <w:t xml:space="preserve">  </w:t>
             </w:r>
             <w:r>
               <w:rPr>
@@ -2535,24 +2557,6 @@
                 <w:color w:val="1A1A1A"/>
                 <w:sz w:val="20"/>
                 <w:szCs w:val="20"/>
-              </w:rPr>
-              <w:t xml:space="preserve">Find the area.</w:t>
-            </w:r>
-            <w:r>
-              <w:rPr>
-                <w:rFonts w:ascii="Avenir Next" w:hAnsi="Avenir Next" w:cs="Avenir Next" w:eastAsia="Avenir Next"/>
-                <w:color w:val="1A1A1A"/>
-                <w:sz w:val="20"/>
-                <w:szCs w:val="20"/>
-              </w:rPr>
-              <w:t xml:space="preserve">  </w:t>
-            </w:r>
-            <w:r>
-              <w:rPr>
-                <w:rFonts w:ascii="Avenir Next" w:hAnsi="Avenir Next" w:cs="Avenir Next" w:eastAsia="Avenir Next"/>
-                <w:color w:val="1A1A1A"/>
-                <w:sz w:val="20"/>
-                <w:szCs w:val="20"/>
                 <w:u w:val="single"/>
               </w:rPr>
               <w:t xml:space="preserve">                </w:t>
@@ -2561,7 +2565,7 @@
               <w:rPr>
                 <w:rFonts w:ascii="Avenir Next" w:hAnsi="Avenir Next" w:cs="Avenir Next" w:eastAsia="Avenir Next"/>
                 <w:color w:val="1A1A1A"/>
-                <w:sz w:val="20"/>
+                <w:sz w:val="22"/>
                 <w:szCs w:val="20"/>
               </w:rPr>
               <w:t xml:space="preserve"> ft²</w:t>
@@ -2581,25 +2585,25 @@
                 <w:rFonts w:ascii="Avenir Next" w:hAnsi="Avenir Next" w:cs="Avenir Next" w:eastAsia="Avenir Next"/>
                 <w:b/>
                 <w:color w:val="003A70"/>
+                <w:sz w:val="22"/>
+                <w:szCs w:val="20"/>
+              </w:rPr>
+              <w:t xml:space="preserve">b.</w:t>
+            </w:r>
+            <w:r>
+              <w:rPr>
+                <w:rFonts w:ascii="Avenir Next" w:hAnsi="Avenir Next" w:cs="Avenir Next" w:eastAsia="Avenir Next"/>
+                <w:color w:val="1A1A1A"/>
                 <w:sz w:val="20"/>
                 <w:szCs w:val="20"/>
               </w:rPr>
-              <w:t xml:space="preserve">b.</w:t>
-            </w:r>
-            <w:r>
-              <w:rPr>
-                <w:rFonts w:ascii="Avenir Next" w:hAnsi="Avenir Next" w:cs="Avenir Next" w:eastAsia="Avenir Next"/>
-                <w:color w:val="1A1A1A"/>
-                <w:sz w:val="20"/>
-                <w:szCs w:val="20"/>
-              </w:rPr>
               <w:tab/>
             </w:r>
             <w:r>
               <w:rPr>
                 <w:rFonts w:ascii="Avenir Next" w:hAnsi="Avenir Next" w:cs="Avenir Next" w:eastAsia="Avenir Next"/>
                 <w:color w:val="1A1A1A"/>
-                <w:sz w:val="20"/>
+                <w:sz w:val="22"/>
                 <w:szCs w:val="20"/>
               </w:rPr>
               <w:t xml:space="preserve">How many cans are needed? Explain.</w:t>
@@ -2638,10 +2642,28 @@
                 <w:rFonts w:ascii="Avenir Next" w:hAnsi="Avenir Next" w:cs="Avenir Next" w:eastAsia="Avenir Next"/>
                 <w:b/>
                 <w:color w:val="003A70"/>
+                <w:sz w:val="22"/>
+                <w:szCs w:val="20"/>
+              </w:rPr>
+              <w:t xml:space="preserve">c.</w:t>
+            </w:r>
+            <w:r>
+              <w:rPr>
+                <w:rFonts w:ascii="Avenir Next" w:hAnsi="Avenir Next" w:cs="Avenir Next" w:eastAsia="Avenir Next"/>
+                <w:color w:val="1A1A1A"/>
                 <w:sz w:val="20"/>
                 <w:szCs w:val="20"/>
               </w:rPr>
-              <w:t xml:space="preserve">c.</w:t>
+              <w:tab/>
+            </w:r>
+            <w:r>
+              <w:rPr>
+                <w:rFonts w:ascii="Avenir Next" w:hAnsi="Avenir Next" w:cs="Avenir Next" w:eastAsia="Avenir Next"/>
+                <w:color w:val="1A1A1A"/>
+                <w:sz w:val="22"/>
+                <w:szCs w:val="20"/>
+              </w:rPr>
+              <w:t xml:space="preserve">A second mural has the same height and double the base. Find its area.</w:t>
             </w:r>
             <w:r>
               <w:rPr>
@@ -2650,7 +2672,7 @@
                 <w:sz w:val="20"/>
                 <w:szCs w:val="20"/>
               </w:rPr>
-              <w:tab/>
+              <w:t xml:space="preserve">  </w:t>
             </w:r>
             <w:r>
               <w:rPr>
@@ -2658,24 +2680,6 @@
                 <w:color w:val="1A1A1A"/>
                 <w:sz w:val="20"/>
                 <w:szCs w:val="20"/>
-              </w:rPr>
-              <w:t xml:space="preserve">A second mural has the same height and double the base. Find its area.</w:t>
-            </w:r>
-            <w:r>
-              <w:rPr>
-                <w:rFonts w:ascii="Avenir Next" w:hAnsi="Avenir Next" w:cs="Avenir Next" w:eastAsia="Avenir Next"/>
-                <w:color w:val="1A1A1A"/>
-                <w:sz w:val="20"/>
-                <w:szCs w:val="20"/>
-              </w:rPr>
-              <w:t xml:space="preserve">  </w:t>
-            </w:r>
-            <w:r>
-              <w:rPr>
-                <w:rFonts w:ascii="Avenir Next" w:hAnsi="Avenir Next" w:cs="Avenir Next" w:eastAsia="Avenir Next"/>
-                <w:color w:val="1A1A1A"/>
-                <w:sz w:val="20"/>
-                <w:szCs w:val="20"/>
                 <w:u w:val="single"/>
               </w:rPr>
               <w:t xml:space="preserve">                </w:t>
@@ -2684,7 +2688,7 @@
               <w:rPr>
                 <w:rFonts w:ascii="Avenir Next" w:hAnsi="Avenir Next" w:cs="Avenir Next" w:eastAsia="Avenir Next"/>
                 <w:color w:val="1A1A1A"/>
-                <w:sz w:val="20"/>
+                <w:sz w:val="22"/>
                 <w:szCs w:val="20"/>
               </w:rPr>
               <w:t xml:space="preserve"> ft²</w:t>
@@ -2692,7 +2696,7 @@
           </w:p>
           <w:p>
             <w:pPr>
-              <w:spacing w:before="0" w:after="0" w:line="60" w:lineRule="auto"/>
+              <w:spacing w:before="0" w:after="0" w:line="50" w:lineRule="exact"/>
             </w:pPr>
           </w:p>
           <w:tbl>
@@ -2750,7 +2754,7 @@
           </w:tbl>
           <w:p>
             <w:pPr>
-              <w:spacing w:before="0" w:after="0" w:line="24" w:lineRule="auto"/>
+              <w:spacing w:before="0" w:after="0" w:line="50" w:lineRule="exact"/>
             </w:pPr>
           </w:p>
         </w:tc>
@@ -2758,11 +2762,12 @@
     </w:tbl>
     <w:p>
       <w:pPr>
-        <w:spacing w:before="0" w:after="0" w:line="20" w:lineRule="exact"/>
+        <w:spacing w:before="0" w:after="0" w:line="50" w:lineRule="exact"/>
       </w:pPr>
     </w:p>
     <w:p>
       <w:pPr>
+        <w:pStyle w:val="Heading2"/>
         <w:keepNext/>
         <w:pBdr>
           <w:bottom w:val="single" w:sz="8" w:space="3" w:color="003A70"/>
@@ -2778,7 +2783,7 @@
           <w:b/>
           <w:color w:val="003A70"/>
           <w:spacing w:val="14"/>
-          <w:sz w:val="19"/>
+          <w:sz w:val="22"/>
           <w:szCs w:val="19"/>
         </w:rPr>
         <w:t xml:space="preserve">FIND THE ERROR</w:t>
@@ -2797,7 +2802,7 @@
           <w:rFonts w:ascii="Avenir Next" w:hAnsi="Avenir Next" w:cs="Avenir Next" w:eastAsia="Avenir Next"/>
           <w:i/>
           <w:color w:val="5A5F66"/>
-          <w:sz w:val="17"/>
+          <w:sz w:val="22"/>
           <w:szCs w:val="17"/>
         </w:rPr>
         <w:t xml:space="preserve">explain the mistake, then fix it</w:t>
@@ -2805,7 +2810,7 @@
     </w:p>
     <w:p>
       <w:pPr>
-        <w:spacing w:before="0" w:after="0" w:line="20" w:lineRule="exact"/>
+        <w:spacing w:before="0" w:after="0" w:line="50" w:lineRule="exact"/>
       </w:pPr>
     </w:p>
     <w:tbl>
@@ -2855,18 +2860,18 @@
                 <w:rFonts w:ascii="Avenir Next" w:hAnsi="Avenir Next" w:cs="Avenir Next" w:eastAsia="Avenir Next"/>
                 <w:b/>
                 <w:color w:val="1A1A1A"/>
+                <w:sz w:val="22"/>
+                <w:szCs w:val="20"/>
+              </w:rPr>
+              <w:t xml:space="preserve">9.</w:t>
+            </w:r>
+            <w:r>
+              <w:rPr>
+                <w:rFonts w:ascii="Avenir Next" w:hAnsi="Avenir Next" w:cs="Avenir Next" w:eastAsia="Avenir Next"/>
+                <w:color w:val="1A1A1A"/>
                 <w:sz w:val="20"/>
                 <w:szCs w:val="20"/>
               </w:rPr>
-              <w:t xml:space="preserve">9.</w:t>
-            </w:r>
-            <w:r>
-              <w:rPr>
-                <w:rFonts w:ascii="Avenir Next" w:hAnsi="Avenir Next" w:cs="Avenir Next" w:eastAsia="Avenir Next"/>
-                <w:color w:val="1A1A1A"/>
-                <w:sz w:val="20"/>
-                <w:szCs w:val="20"/>
-              </w:rPr>
               <w:tab/>
             </w:r>
             <w:r>
@@ -2874,7 +2879,7 @@
                 <w:rFonts w:ascii="Avenir Next" w:hAnsi="Avenir Next" w:cs="Avenir Next" w:eastAsia="Avenir Next"/>
                 <w:b/>
                 <w:color w:val="1A1A1A"/>
-                <w:sz w:val="20"/>
+                <w:sz w:val="22"/>
                 <w:szCs w:val="20"/>
               </w:rPr>
               <w:t xml:space="preserve">Deshawn’s Work.  </w:t>
@@ -2883,7 +2888,7 @@
               <w:rPr>
                 <w:rFonts w:ascii="Avenir Next" w:hAnsi="Avenir Next" w:cs="Avenir Next" w:eastAsia="Avenir Next"/>
                 <w:color w:val="1A1A1A"/>
-                <w:sz w:val="20"/>
+                <w:sz w:val="22"/>
                 <w:szCs w:val="20"/>
               </w:rPr>
               <w:t xml:space="preserve">A parallelogram has base 14 m, slanted side 10 m, and height 8 m. Deshawn wrote: “A = 14 × 10 = 140 m².” Explain his mistake. Then find the area.</w:t>
@@ -2929,7 +2934,7 @@
                 </w:tcPr>
                 <w:p>
                   <w:pPr>
-                    <w:spacing w:before="0" w:after="0" w:line="240" w:lineRule="auto"/>
+                    <w:spacing w:before="0" w:after="0" w:line="50" w:lineRule="exact"/>
                   </w:pPr>
                 </w:p>
               </w:tc>
@@ -2949,7 +2954,7 @@
                 </w:tcPr>
                 <w:p>
                   <w:pPr>
-                    <w:spacing w:before="0" w:after="0" w:line="240" w:lineRule="auto"/>
+                    <w:spacing w:before="0" w:after="0" w:line="50" w:lineRule="exact"/>
                   </w:pPr>
                 </w:p>
               </w:tc>
@@ -2969,7 +2974,7 @@
                 </w:tcPr>
                 <w:p>
                   <w:pPr>
-                    <w:spacing w:before="0" w:after="0" w:line="240" w:lineRule="auto"/>
+                    <w:spacing w:before="0" w:after="0" w:line="50" w:lineRule="exact"/>
                   </w:pPr>
                 </w:p>
               </w:tc>
@@ -2977,7 +2982,7 @@
           </w:tbl>
           <w:p>
             <w:pPr>
-              <w:spacing w:before="0" w:after="0" w:line="24" w:lineRule="auto"/>
+              <w:spacing w:before="0" w:after="0" w:line="50" w:lineRule="exact"/>
             </w:pPr>
           </w:p>
         </w:tc>
@@ -2985,11 +2990,12 @@
     </w:tbl>
     <w:p>
       <w:pPr>
-        <w:spacing w:before="0" w:after="0" w:line="20" w:lineRule="exact"/>
+        <w:spacing w:before="0" w:after="0" w:line="50" w:lineRule="exact"/>
       </w:pPr>
     </w:p>
     <w:p>
       <w:pPr>
+        <w:pStyle w:val="Heading2"/>
         <w:keepNext/>
         <w:pBdr>
           <w:bottom w:val="single" w:sz="8" w:space="3" w:color="003A70"/>
@@ -3005,7 +3011,7 @@
           <w:b/>
           <w:color w:val="003A70"/>
           <w:spacing w:val="14"/>
-          <w:sz w:val="19"/>
+          <w:sz w:val="22"/>
           <w:szCs w:val="19"/>
         </w:rPr>
         <w:t xml:space="preserve">TEST PRACTICE</w:t>
@@ -3024,7 +3030,7 @@
           <w:rFonts w:ascii="Avenir Next" w:hAnsi="Avenir Next" w:cs="Avenir Next" w:eastAsia="Avenir Next"/>
           <w:i/>
           <w:color w:val="5A5F66"/>
-          <w:sz w:val="17"/>
+          <w:sz w:val="22"/>
           <w:szCs w:val="17"/>
         </w:rPr>
         <w:t xml:space="preserve">choose the best answer</w:t>
@@ -3032,7 +3038,7 @@
     </w:p>
     <w:p>
       <w:pPr>
-        <w:spacing w:before="0" w:after="0" w:line="20" w:lineRule="exact"/>
+        <w:spacing w:before="0" w:after="0" w:line="50" w:lineRule="exact"/>
       </w:pPr>
     </w:p>
     <w:tbl>
@@ -3082,25 +3088,25 @@
                 <w:rFonts w:ascii="Avenir Next" w:hAnsi="Avenir Next" w:cs="Avenir Next" w:eastAsia="Avenir Next"/>
                 <w:b/>
                 <w:color w:val="1A1A1A"/>
+                <w:sz w:val="22"/>
+                <w:szCs w:val="20"/>
+              </w:rPr>
+              <w:t xml:space="preserve">10.</w:t>
+            </w:r>
+            <w:r>
+              <w:rPr>
+                <w:rFonts w:ascii="Avenir Next" w:hAnsi="Avenir Next" w:cs="Avenir Next" w:eastAsia="Avenir Next"/>
+                <w:color w:val="1A1A1A"/>
                 <w:sz w:val="20"/>
                 <w:szCs w:val="20"/>
               </w:rPr>
-              <w:t xml:space="preserve">10.</w:t>
-            </w:r>
-            <w:r>
-              <w:rPr>
-                <w:rFonts w:ascii="Avenir Next" w:hAnsi="Avenir Next" w:cs="Avenir Next" w:eastAsia="Avenir Next"/>
-                <w:color w:val="1A1A1A"/>
-                <w:sz w:val="20"/>
-                <w:szCs w:val="20"/>
-              </w:rPr>
               <w:tab/>
             </w:r>
             <w:r>
               <w:rPr>
                 <w:rFonts w:ascii="Avenir Next" w:hAnsi="Avenir Next" w:cs="Avenir Next" w:eastAsia="Avenir Next"/>
                 <w:color w:val="1A1A1A"/>
-                <w:sz w:val="20"/>
+                <w:sz w:val="22"/>
                 <w:szCs w:val="20"/>
               </w:rPr>
               <w:t xml:space="preserve">A parallelogram has a base of 25 ft and a height of 4 ft. What is its area?</w:t>
@@ -3156,25 +3162,25 @@
                       <w:rFonts w:ascii="Avenir Next" w:hAnsi="Avenir Next" w:cs="Avenir Next" w:eastAsia="Avenir Next"/>
                       <w:b/>
                       <w:color w:val="003A70"/>
+                      <w:sz w:val="22"/>
+                      <w:szCs w:val="19"/>
+                    </w:rPr>
+                    <w:t xml:space="preserve">A</w:t>
+                  </w:r>
+                  <w:r>
+                    <w:rPr>
+                      <w:rFonts w:ascii="Avenir Next" w:hAnsi="Avenir Next" w:cs="Avenir Next" w:eastAsia="Avenir Next"/>
+                      <w:color w:val="1A1A1A"/>
                       <w:sz w:val="19"/>
                       <w:szCs w:val="19"/>
                     </w:rPr>
-                    <w:t xml:space="preserve">A</w:t>
-                  </w:r>
-                  <w:r>
-                    <w:rPr>
-                      <w:rFonts w:ascii="Avenir Next" w:hAnsi="Avenir Next" w:cs="Avenir Next" w:eastAsia="Avenir Next"/>
-                      <w:color w:val="1A1A1A"/>
-                      <w:sz w:val="19"/>
-                      <w:szCs w:val="19"/>
-                    </w:rPr>
                     <w:tab/>
                   </w:r>
                   <w:r>
                     <w:rPr>
                       <w:rFonts w:ascii="Avenir Next" w:hAnsi="Avenir Next" w:cs="Avenir Next" w:eastAsia="Avenir Next"/>
                       <w:color w:val="1A1A1A"/>
-                      <w:sz w:val="19"/>
+                      <w:sz w:val="22"/>
                       <w:szCs w:val="19"/>
                     </w:rPr>
                     <w:t xml:space="preserve">29 ft²</w:t>
@@ -3199,25 +3205,25 @@
                       <w:rFonts w:ascii="Avenir Next" w:hAnsi="Avenir Next" w:cs="Avenir Next" w:eastAsia="Avenir Next"/>
                       <w:b/>
                       <w:color w:val="003A70"/>
+                      <w:sz w:val="22"/>
+                      <w:szCs w:val="19"/>
+                    </w:rPr>
+                    <w:t xml:space="preserve">B</w:t>
+                  </w:r>
+                  <w:r>
+                    <w:rPr>
+                      <w:rFonts w:ascii="Avenir Next" w:hAnsi="Avenir Next" w:cs="Avenir Next" w:eastAsia="Avenir Next"/>
+                      <w:color w:val="1A1A1A"/>
                       <w:sz w:val="19"/>
                       <w:szCs w:val="19"/>
                     </w:rPr>
-                    <w:t xml:space="preserve">B</w:t>
-                  </w:r>
-                  <w:r>
-                    <w:rPr>
-                      <w:rFonts w:ascii="Avenir Next" w:hAnsi="Avenir Next" w:cs="Avenir Next" w:eastAsia="Avenir Next"/>
-                      <w:color w:val="1A1A1A"/>
-                      <w:sz w:val="19"/>
-                      <w:szCs w:val="19"/>
-                    </w:rPr>
                     <w:tab/>
                   </w:r>
                   <w:r>
                     <w:rPr>
                       <w:rFonts w:ascii="Avenir Next" w:hAnsi="Avenir Next" w:cs="Avenir Next" w:eastAsia="Avenir Next"/>
                       <w:color w:val="1A1A1A"/>
-                      <w:sz w:val="19"/>
+                      <w:sz w:val="22"/>
                       <w:szCs w:val="19"/>
                     </w:rPr>
                     <w:t xml:space="preserve">50 ft²</w:t>
@@ -3242,25 +3248,25 @@
                       <w:rFonts w:ascii="Avenir Next" w:hAnsi="Avenir Next" w:cs="Avenir Next" w:eastAsia="Avenir Next"/>
                       <w:b/>
                       <w:color w:val="003A70"/>
+                      <w:sz w:val="22"/>
+                      <w:szCs w:val="19"/>
+                    </w:rPr>
+                    <w:t xml:space="preserve">C</w:t>
+                  </w:r>
+                  <w:r>
+                    <w:rPr>
+                      <w:rFonts w:ascii="Avenir Next" w:hAnsi="Avenir Next" w:cs="Avenir Next" w:eastAsia="Avenir Next"/>
+                      <w:color w:val="1A1A1A"/>
                       <w:sz w:val="19"/>
                       <w:szCs w:val="19"/>
                     </w:rPr>
-                    <w:t xml:space="preserve">C</w:t>
-                  </w:r>
-                  <w:r>
-                    <w:rPr>
-                      <w:rFonts w:ascii="Avenir Next" w:hAnsi="Avenir Next" w:cs="Avenir Next" w:eastAsia="Avenir Next"/>
-                      <w:color w:val="1A1A1A"/>
-                      <w:sz w:val="19"/>
-                      <w:szCs w:val="19"/>
-                    </w:rPr>
                     <w:tab/>
                   </w:r>
                   <w:r>
                     <w:rPr>
                       <w:rFonts w:ascii="Avenir Next" w:hAnsi="Avenir Next" w:cs="Avenir Next" w:eastAsia="Avenir Next"/>
                       <w:color w:val="1A1A1A"/>
-                      <w:sz w:val="19"/>
+                      <w:sz w:val="22"/>
                       <w:szCs w:val="19"/>
                     </w:rPr>
                     <w:t xml:space="preserve">100 ft²</w:t>
@@ -3285,25 +3291,25 @@
                       <w:rFonts w:ascii="Avenir Next" w:hAnsi="Avenir Next" w:cs="Avenir Next" w:eastAsia="Avenir Next"/>
                       <w:b/>
                       <w:color w:val="003A70"/>
+                      <w:sz w:val="22"/>
+                      <w:szCs w:val="19"/>
+                    </w:rPr>
+                    <w:t xml:space="preserve">D</w:t>
+                  </w:r>
+                  <w:r>
+                    <w:rPr>
+                      <w:rFonts w:ascii="Avenir Next" w:hAnsi="Avenir Next" w:cs="Avenir Next" w:eastAsia="Avenir Next"/>
+                      <w:color w:val="1A1A1A"/>
                       <w:sz w:val="19"/>
                       <w:szCs w:val="19"/>
                     </w:rPr>
-                    <w:t xml:space="preserve">D</w:t>
-                  </w:r>
-                  <w:r>
-                    <w:rPr>
-                      <w:rFonts w:ascii="Avenir Next" w:hAnsi="Avenir Next" w:cs="Avenir Next" w:eastAsia="Avenir Next"/>
-                      <w:color w:val="1A1A1A"/>
-                      <w:sz w:val="19"/>
-                      <w:szCs w:val="19"/>
-                    </w:rPr>
                     <w:tab/>
                   </w:r>
                   <w:r>
                     <w:rPr>
                       <w:rFonts w:ascii="Avenir Next" w:hAnsi="Avenir Next" w:cs="Avenir Next" w:eastAsia="Avenir Next"/>
                       <w:color w:val="1A1A1A"/>
-                      <w:sz w:val="19"/>
+                      <w:sz w:val="22"/>
                       <w:szCs w:val="19"/>
                     </w:rPr>
                     <w:t xml:space="preserve">200 ft²</w:t>
@@ -3314,7 +3320,7 @@
           </w:tbl>
           <w:p>
             <w:pPr>
-              <w:spacing w:before="0" w:after="0" w:line="24" w:lineRule="auto"/>
+              <w:spacing w:before="0" w:after="0" w:line="50" w:lineRule="exact"/>
             </w:pPr>
           </w:p>
         </w:tc>
@@ -3322,12 +3328,12 @@
     </w:tbl>
     <w:p>
       <w:pPr>
-        <w:spacing w:before="0" w:after="0" w:line="20" w:lineRule="exact"/>
+        <w:spacing w:before="0" w:after="0" w:line="50" w:lineRule="exact"/>
       </w:pPr>
     </w:p>
     <w:p>
       <w:pPr>
-        <w:spacing w:before="0" w:after="0" w:line="20" w:lineRule="exact"/>
+        <w:spacing w:before="0" w:after="0" w:line="50" w:lineRule="exact"/>
       </w:pPr>
     </w:p>
     <w:tbl>
@@ -3377,25 +3383,25 @@
                 <w:rFonts w:ascii="Avenir Next" w:hAnsi="Avenir Next" w:cs="Avenir Next" w:eastAsia="Avenir Next"/>
                 <w:b/>
                 <w:color w:val="1A1A1A"/>
+                <w:sz w:val="22"/>
+                <w:szCs w:val="20"/>
+              </w:rPr>
+              <w:t xml:space="preserve">11.</w:t>
+            </w:r>
+            <w:r>
+              <w:rPr>
+                <w:rFonts w:ascii="Avenir Next" w:hAnsi="Avenir Next" w:cs="Avenir Next" w:eastAsia="Avenir Next"/>
+                <w:color w:val="1A1A1A"/>
                 <w:sz w:val="20"/>
                 <w:szCs w:val="20"/>
               </w:rPr>
-              <w:t xml:space="preserve">11.</w:t>
-            </w:r>
-            <w:r>
-              <w:rPr>
-                <w:rFonts w:ascii="Avenir Next" w:hAnsi="Avenir Next" w:cs="Avenir Next" w:eastAsia="Avenir Next"/>
-                <w:color w:val="1A1A1A"/>
-                <w:sz w:val="20"/>
-                <w:szCs w:val="20"/>
-              </w:rPr>
               <w:tab/>
             </w:r>
             <w:r>
               <w:rPr>
                 <w:rFonts w:ascii="Avenir Next" w:hAnsi="Avenir Next" w:cs="Avenir Next" w:eastAsia="Avenir Next"/>
                 <w:color w:val="1A1A1A"/>
-                <w:sz w:val="20"/>
+                <w:sz w:val="22"/>
                 <w:szCs w:val="20"/>
               </w:rPr>
               <w:t xml:space="preserve">A parallelogram has an area of 63 m² and a base of 7 m. What is its height?</w:t>
@@ -3451,25 +3457,25 @@
                       <w:rFonts w:ascii="Avenir Next" w:hAnsi="Avenir Next" w:cs="Avenir Next" w:eastAsia="Avenir Next"/>
                       <w:b/>
                       <w:color w:val="003A70"/>
+                      <w:sz w:val="22"/>
+                      <w:szCs w:val="19"/>
+                    </w:rPr>
+                    <w:t xml:space="preserve">A</w:t>
+                  </w:r>
+                  <w:r>
+                    <w:rPr>
+                      <w:rFonts w:ascii="Avenir Next" w:hAnsi="Avenir Next" w:cs="Avenir Next" w:eastAsia="Avenir Next"/>
+                      <w:color w:val="1A1A1A"/>
                       <w:sz w:val="19"/>
                       <w:szCs w:val="19"/>
                     </w:rPr>
-                    <w:t xml:space="preserve">A</w:t>
-                  </w:r>
-                  <w:r>
-                    <w:rPr>
-                      <w:rFonts w:ascii="Avenir Next" w:hAnsi="Avenir Next" w:cs="Avenir Next" w:eastAsia="Avenir Next"/>
-                      <w:color w:val="1A1A1A"/>
-                      <w:sz w:val="19"/>
-                      <w:szCs w:val="19"/>
-                    </w:rPr>
                     <w:tab/>
                   </w:r>
                   <w:r>
                     <w:rPr>
                       <w:rFonts w:ascii="Avenir Next" w:hAnsi="Avenir Next" w:cs="Avenir Next" w:eastAsia="Avenir Next"/>
                       <w:color w:val="1A1A1A"/>
-                      <w:sz w:val="19"/>
+                      <w:sz w:val="22"/>
                       <w:szCs w:val="19"/>
                     </w:rPr>
                     <w:t xml:space="preserve">9 m</w:t>
@@ -3494,25 +3500,25 @@
                       <w:rFonts w:ascii="Avenir Next" w:hAnsi="Avenir Next" w:cs="Avenir Next" w:eastAsia="Avenir Next"/>
                       <w:b/>
                       <w:color w:val="003A70"/>
+                      <w:sz w:val="22"/>
+                      <w:szCs w:val="19"/>
+                    </w:rPr>
+                    <w:t xml:space="preserve">B</w:t>
+                  </w:r>
+                  <w:r>
+                    <w:rPr>
+                      <w:rFonts w:ascii="Avenir Next" w:hAnsi="Avenir Next" w:cs="Avenir Next" w:eastAsia="Avenir Next"/>
+                      <w:color w:val="1A1A1A"/>
                       <w:sz w:val="19"/>
                       <w:szCs w:val="19"/>
                     </w:rPr>
-                    <w:t xml:space="preserve">B</w:t>
-                  </w:r>
-                  <w:r>
-                    <w:rPr>
-                      <w:rFonts w:ascii="Avenir Next" w:hAnsi="Avenir Next" w:cs="Avenir Next" w:eastAsia="Avenir Next"/>
-                      <w:color w:val="1A1A1A"/>
-                      <w:sz w:val="19"/>
-                      <w:szCs w:val="19"/>
-                    </w:rPr>
                     <w:tab/>
                   </w:r>
                   <w:r>
                     <w:rPr>
                       <w:rFonts w:ascii="Avenir Next" w:hAnsi="Avenir Next" w:cs="Avenir Next" w:eastAsia="Avenir Next"/>
                       <w:color w:val="1A1A1A"/>
-                      <w:sz w:val="19"/>
+                      <w:sz w:val="22"/>
                       <w:szCs w:val="19"/>
                     </w:rPr>
                     <w:t xml:space="preserve">56 m</w:t>
@@ -3537,25 +3543,25 @@
                       <w:rFonts w:ascii="Avenir Next" w:hAnsi="Avenir Next" w:cs="Avenir Next" w:eastAsia="Avenir Next"/>
                       <w:b/>
                       <w:color w:val="003A70"/>
+                      <w:sz w:val="22"/>
+                      <w:szCs w:val="19"/>
+                    </w:rPr>
+                    <w:t xml:space="preserve">C</w:t>
+                  </w:r>
+                  <w:r>
+                    <w:rPr>
+                      <w:rFonts w:ascii="Avenir Next" w:hAnsi="Avenir Next" w:cs="Avenir Next" w:eastAsia="Avenir Next"/>
+                      <w:color w:val="1A1A1A"/>
                       <w:sz w:val="19"/>
                       <w:szCs w:val="19"/>
                     </w:rPr>
-                    <w:t xml:space="preserve">C</w:t>
-                  </w:r>
-                  <w:r>
-                    <w:rPr>
-                      <w:rFonts w:ascii="Avenir Next" w:hAnsi="Avenir Next" w:cs="Avenir Next" w:eastAsia="Avenir Next"/>
-                      <w:color w:val="1A1A1A"/>
-                      <w:sz w:val="19"/>
-                      <w:szCs w:val="19"/>
-                    </w:rPr>
                     <w:tab/>
                   </w:r>
                   <w:r>
                     <w:rPr>
                       <w:rFonts w:ascii="Avenir Next" w:hAnsi="Avenir Next" w:cs="Avenir Next" w:eastAsia="Avenir Next"/>
                       <w:color w:val="1A1A1A"/>
-                      <w:sz w:val="19"/>
+                      <w:sz w:val="22"/>
                       <w:szCs w:val="19"/>
                     </w:rPr>
                     <w:t xml:space="preserve">70 m</w:t>
@@ -3580,25 +3586,25 @@
                       <w:rFonts w:ascii="Avenir Next" w:hAnsi="Avenir Next" w:cs="Avenir Next" w:eastAsia="Avenir Next"/>
                       <w:b/>
                       <w:color w:val="003A70"/>
+                      <w:sz w:val="22"/>
+                      <w:szCs w:val="19"/>
+                    </w:rPr>
+                    <w:t xml:space="preserve">D</w:t>
+                  </w:r>
+                  <w:r>
+                    <w:rPr>
+                      <w:rFonts w:ascii="Avenir Next" w:hAnsi="Avenir Next" w:cs="Avenir Next" w:eastAsia="Avenir Next"/>
+                      <w:color w:val="1A1A1A"/>
                       <w:sz w:val="19"/>
                       <w:szCs w:val="19"/>
                     </w:rPr>
-                    <w:t xml:space="preserve">D</w:t>
-                  </w:r>
-                  <w:r>
-                    <w:rPr>
-                      <w:rFonts w:ascii="Avenir Next" w:hAnsi="Avenir Next" w:cs="Avenir Next" w:eastAsia="Avenir Next"/>
-                      <w:color w:val="1A1A1A"/>
-                      <w:sz w:val="19"/>
-                      <w:szCs w:val="19"/>
-                    </w:rPr>
                     <w:tab/>
                   </w:r>
                   <w:r>
                     <w:rPr>
                       <w:rFonts w:ascii="Avenir Next" w:hAnsi="Avenir Next" w:cs="Avenir Next" w:eastAsia="Avenir Next"/>
                       <w:color w:val="1A1A1A"/>
-                      <w:sz w:val="19"/>
+                      <w:sz w:val="22"/>
                       <w:szCs w:val="19"/>
                     </w:rPr>
                     <w:t xml:space="preserve">441 m</w:t>
@@ -3609,7 +3615,7 @@
           </w:tbl>
           <w:p>
             <w:pPr>
-              <w:spacing w:before="0" w:after="0" w:line="24" w:lineRule="auto"/>
+              <w:spacing w:before="0" w:after="0" w:line="50" w:lineRule="exact"/>
             </w:pPr>
           </w:p>
         </w:tc>
@@ -3617,11 +3623,12 @@
     </w:tbl>
     <w:p>
       <w:pPr>
-        <w:spacing w:before="0" w:after="0" w:line="20" w:lineRule="exact"/>
+        <w:spacing w:before="0" w:after="0" w:line="50" w:lineRule="exact"/>
       </w:pPr>
     </w:p>
     <w:p>
       <w:pPr>
+        <w:pStyle w:val="Heading2"/>
         <w:keepNext/>
         <w:pBdr>
           <w:bottom w:val="single" w:sz="8" w:space="3" w:color="003A70"/>
@@ -3637,7 +3644,7 @@
           <w:b/>
           <w:color w:val="003A70"/>
           <w:spacing w:val="14"/>
-          <w:sz w:val="19"/>
+          <w:sz w:val="22"/>
           <w:szCs w:val="19"/>
         </w:rPr>
         <w:t xml:space="preserve">SELF-CHECK CODE</w:t>
@@ -3656,7 +3663,7 @@
           <w:rFonts w:ascii="Avenir Next" w:hAnsi="Avenir Next" w:cs="Avenir Next" w:eastAsia="Avenir Next"/>
           <w:i/>
           <w:color w:val="5A5F66"/>
-          <w:sz w:val="17"/>
+          <w:sz w:val="22"/>
           <w:szCs w:val="17"/>
         </w:rPr>
         <w:t xml:space="preserve">find your answer · copy its letter into that problem’s box · spell a math word</w:t>
@@ -3715,7 +3722,7 @@
                 <w:rFonts w:ascii="Avenir Next" w:hAnsi="Avenir Next" w:cs="Avenir Next" w:eastAsia="Avenir Next"/>
                 <w:b/>
                 <w:color w:val="1A1A1A"/>
-                <w:sz w:val="18"/>
+                <w:sz w:val="22"/>
                 <w:szCs w:val="18"/>
               </w:rPr>
               <w:t xml:space="preserve">84</w:t>
@@ -3731,7 +3738,7 @@
                 <w:rFonts w:ascii="Avenir Next" w:hAnsi="Avenir Next" w:cs="Avenir Next" w:eastAsia="Avenir Next"/>
                 <w:b/>
                 <w:color w:val="003A70"/>
-                <w:sz w:val="18"/>
+                <w:sz w:val="22"/>
                 <w:szCs w:val="18"/>
               </w:rPr>
               <w:t xml:space="preserve">H</w:t>
@@ -3754,7 +3761,7 @@
                 <w:rFonts w:ascii="Avenir Next" w:hAnsi="Avenir Next" w:cs="Avenir Next" w:eastAsia="Avenir Next"/>
                 <w:b/>
                 <w:color w:val="1A1A1A"/>
-                <w:sz w:val="18"/>
+                <w:sz w:val="22"/>
                 <w:szCs w:val="18"/>
               </w:rPr>
               <w:t xml:space="preserve">1,053</w:t>
@@ -3770,7 +3777,7 @@
                 <w:rFonts w:ascii="Avenir Next" w:hAnsi="Avenir Next" w:cs="Avenir Next" w:eastAsia="Avenir Next"/>
                 <w:b/>
                 <w:color w:val="003A70"/>
-                <w:sz w:val="18"/>
+                <w:sz w:val="22"/>
                 <w:szCs w:val="18"/>
               </w:rPr>
               <w:t xml:space="preserve">X</w:t>
@@ -3793,7 +3800,7 @@
                 <w:rFonts w:ascii="Avenir Next" w:hAnsi="Avenir Next" w:cs="Avenir Next" w:eastAsia="Avenir Next"/>
                 <w:b/>
                 <w:color w:val="1A1A1A"/>
-                <w:sz w:val="18"/>
+                <w:sz w:val="22"/>
                 <w:szCs w:val="18"/>
               </w:rPr>
               <w:t xml:space="preserve">7</w:t>
@@ -3809,7 +3816,7 @@
                 <w:rFonts w:ascii="Avenir Next" w:hAnsi="Avenir Next" w:cs="Avenir Next" w:eastAsia="Avenir Next"/>
                 <w:b/>
                 <w:color w:val="003A70"/>
-                <w:sz w:val="18"/>
+                <w:sz w:val="22"/>
                 <w:szCs w:val="18"/>
               </w:rPr>
               <w:t xml:space="preserve">I</w:t>
@@ -3832,7 +3839,7 @@
                 <w:rFonts w:ascii="Avenir Next" w:hAnsi="Avenir Next" w:cs="Avenir Next" w:eastAsia="Avenir Next"/>
                 <w:b/>
                 <w:color w:val="1A1A1A"/>
-                <w:sz w:val="18"/>
+                <w:sz w:val="22"/>
                 <w:szCs w:val="18"/>
               </w:rPr>
               <w:t xml:space="preserve">108</w:t>
@@ -3848,7 +3855,7 @@
                 <w:rFonts w:ascii="Avenir Next" w:hAnsi="Avenir Next" w:cs="Avenir Next" w:eastAsia="Avenir Next"/>
                 <w:b/>
                 <w:color w:val="003A70"/>
-                <w:sz w:val="18"/>
+                <w:sz w:val="22"/>
                 <w:szCs w:val="18"/>
               </w:rPr>
               <w:t xml:space="preserve">E</w:t>
@@ -3871,7 +3878,7 @@
                 <w:rFonts w:ascii="Avenir Next" w:hAnsi="Avenir Next" w:cs="Avenir Next" w:eastAsia="Avenir Next"/>
                 <w:b/>
                 <w:color w:val="1A1A1A"/>
-                <w:sz w:val="18"/>
+                <w:sz w:val="22"/>
                 <w:szCs w:val="18"/>
               </w:rPr>
               <w:t xml:space="preserve">13</w:t>
@@ -3887,7 +3894,7 @@
                 <w:rFonts w:ascii="Avenir Next" w:hAnsi="Avenir Next" w:cs="Avenir Next" w:eastAsia="Avenir Next"/>
                 <w:b/>
                 <w:color w:val="003A70"/>
-                <w:sz w:val="18"/>
+                <w:sz w:val="22"/>
                 <w:szCs w:val="18"/>
               </w:rPr>
               <w:t xml:space="preserve">H</w:t>
@@ -3910,7 +3917,7 @@
                 <w:rFonts w:ascii="Avenir Next" w:hAnsi="Avenir Next" w:cs="Avenir Next" w:eastAsia="Avenir Next"/>
                 <w:b/>
                 <w:color w:val="1A1A1A"/>
-                <w:sz w:val="18"/>
+                <w:sz w:val="22"/>
                 <w:szCs w:val="18"/>
               </w:rPr>
               <w:t xml:space="preserve">120</w:t>
@@ -3926,7 +3933,7 @@
                 <w:rFonts w:ascii="Avenir Next" w:hAnsi="Avenir Next" w:cs="Avenir Next" w:eastAsia="Avenir Next"/>
                 <w:b/>
                 <w:color w:val="003A70"/>
-                <w:sz w:val="18"/>
+                <w:sz w:val="22"/>
                 <w:szCs w:val="18"/>
               </w:rPr>
               <w:t xml:space="preserve">S</w:t>
@@ -3949,7 +3956,7 @@
                 <w:rFonts w:ascii="Avenir Next" w:hAnsi="Avenir Next" w:cs="Avenir Next" w:eastAsia="Avenir Next"/>
                 <w:b/>
                 <w:color w:val="1A1A1A"/>
-                <w:sz w:val="18"/>
+                <w:sz w:val="22"/>
                 <w:szCs w:val="18"/>
               </w:rPr>
               <w:t xml:space="preserve">198</w:t>
@@ -3965,7 +3972,7 @@
                 <w:rFonts w:ascii="Avenir Next" w:hAnsi="Avenir Next" w:cs="Avenir Next" w:eastAsia="Avenir Next"/>
                 <w:b/>
                 <w:color w:val="003A70"/>
-                <w:sz w:val="18"/>
+                <w:sz w:val="22"/>
                 <w:szCs w:val="18"/>
               </w:rPr>
               <w:t xml:space="preserve">Z</w:t>
@@ -3988,7 +3995,7 @@
                 <w:rFonts w:ascii="Avenir Next" w:hAnsi="Avenir Next" w:cs="Avenir Next" w:eastAsia="Avenir Next"/>
                 <w:b/>
                 <w:color w:val="1A1A1A"/>
-                <w:sz w:val="18"/>
+                <w:sz w:val="22"/>
                 <w:szCs w:val="18"/>
               </w:rPr>
               <w:t xml:space="preserve">144</w:t>
@@ -4004,7 +4011,7 @@
                 <w:rFonts w:ascii="Avenir Next" w:hAnsi="Avenir Next" w:cs="Avenir Next" w:eastAsia="Avenir Next"/>
                 <w:b/>
                 <w:color w:val="003A70"/>
-                <w:sz w:val="18"/>
+                <w:sz w:val="22"/>
                 <w:szCs w:val="18"/>
               </w:rPr>
               <w:t xml:space="preserve">G</w:t>
@@ -4027,7 +4034,7 @@
                 <w:rFonts w:ascii="Avenir Next" w:hAnsi="Avenir Next" w:cs="Avenir Next" w:eastAsia="Avenir Next"/>
                 <w:b/>
                 <w:color w:val="1A1A1A"/>
-                <w:sz w:val="18"/>
+                <w:sz w:val="22"/>
                 <w:szCs w:val="18"/>
               </w:rPr>
               <w:t xml:space="preserve">140</w:t>
@@ -4043,7 +4050,7 @@
                 <w:rFonts w:ascii="Avenir Next" w:hAnsi="Avenir Next" w:cs="Avenir Next" w:eastAsia="Avenir Next"/>
                 <w:b/>
                 <w:color w:val="003A70"/>
-                <w:sz w:val="18"/>
+                <w:sz w:val="22"/>
                 <w:szCs w:val="18"/>
               </w:rPr>
               <w:t xml:space="preserve">Q</w:t>
@@ -4066,7 +4073,7 @@
                 <w:rFonts w:ascii="Avenir Next" w:hAnsi="Avenir Next" w:cs="Avenir Next" w:eastAsia="Avenir Next"/>
                 <w:b/>
                 <w:color w:val="1A1A1A"/>
-                <w:sz w:val="18"/>
+                <w:sz w:val="22"/>
                 <w:szCs w:val="18"/>
               </w:rPr>
               <w:t xml:space="preserve">126</w:t>
@@ -4082,7 +4089,7 @@
                 <w:rFonts w:ascii="Avenir Next" w:hAnsi="Avenir Next" w:cs="Avenir Next" w:eastAsia="Avenir Next"/>
                 <w:b/>
                 <w:color w:val="003A70"/>
-                <w:sz w:val="18"/>
+                <w:sz w:val="22"/>
                 <w:szCs w:val="18"/>
               </w:rPr>
               <w:t xml:space="preserve">T</w:t>
@@ -4093,7 +4100,7 @@
     </w:tbl>
     <w:p>
       <w:pPr>
-        <w:spacing w:before="0" w:after="0" w:line="60" w:lineRule="auto"/>
+        <w:spacing w:before="0" w:after="0" w:line="50" w:lineRule="exact"/>
       </w:pPr>
     </w:p>
     <w:tbl>
@@ -4282,7 +4289,7 @@
     </w:tbl>
     <w:p>
       <w:pPr>
-        <w:spacing w:before="0" w:after="0" w:line="40" w:lineRule="auto"/>
+        <w:spacing w:before="0" w:after="0" w:line="50" w:lineRule="exact"/>
       </w:pPr>
     </w:p>
     <w:tbl>
@@ -4324,6 +4331,7 @@
           </w:tcPr>
           <w:p>
             <w:pPr>
+              <w:pStyle w:val="Heading2"/>
               <w:spacing w:before="0" w:after="0" w:line="240" w:lineRule="auto"/>
             </w:pPr>
             <w:r>
@@ -4361,7 +4369,7 @@
               <w:rPr>
                 <w:rFonts w:ascii="Avenir Next" w:hAnsi="Avenir Next" w:cs="Avenir Next" w:eastAsia="Avenir Next"/>
                 <w:color w:val="1A1A1A"/>
-                <w:sz w:val="17"/>
+                <w:sz w:val="22"/>
                 <w:szCs w:val="17"/>
               </w:rPr>
               <w:t xml:space="preserve">  I can do this on my own</w:t>
@@ -4390,7 +4398,7 @@
               <w:rPr>
                 <w:rFonts w:ascii="Avenir Next" w:hAnsi="Avenir Next" w:cs="Avenir Next" w:eastAsia="Avenir Next"/>
                 <w:color w:val="1A1A1A"/>
-                <w:sz w:val="17"/>
+                <w:sz w:val="22"/>
                 <w:szCs w:val="17"/>
               </w:rPr>
               <w:t xml:space="preserve">  I need a little help</w:t>
@@ -4419,7 +4427,7 @@
               <w:rPr>
                 <w:rFonts w:ascii="Avenir Next" w:hAnsi="Avenir Next" w:cs="Avenir Next" w:eastAsia="Avenir Next"/>
                 <w:color w:val="1A1A1A"/>
-                <w:sz w:val="17"/>
+                <w:sz w:val="22"/>
                 <w:szCs w:val="17"/>
               </w:rPr>
               <w:t xml:space="preserve">  I have a question about #</w:t>
@@ -4440,7 +4448,7 @@
     </w:tbl>
     <w:p>
       <w:pPr>
-        <w:spacing w:before="0" w:after="0" w:line="20" w:lineRule="exact"/>
+        <w:spacing w:before="0" w:after="0" w:line="50" w:lineRule="exact"/>
       </w:pPr>
     </w:p>
     <w:sectPr>
@@ -4526,7 +4534,106 @@
               <w:sz w:val="15"/>
               <w:szCs w:val="15"/>
             </w:rPr>
-            <w:t xml:space="preserve">Lesson 5-1  ·  Session 1  ·  Practice Form B</w:t>
+            <w:t xml:space="preserve">5-1 · Page </w:t>
+          </w:r>
+          <w:r>
+            <w:rPr>
+              <w:rFonts w:ascii="Avenir Next" w:hAnsi="Avenir Next" w:cs="Avenir Next" w:eastAsia="Avenir Next"/>
+              <w:color w:val="5A5F66"/>
+              <w:sz w:val="15"/>
+              <w:szCs w:val="15"/>
+            </w:rPr>
+            <w:fldChar w:fldCharType="begin"/>
+          </w:r>
+          <w:r>
+            <w:rPr>
+              <w:rFonts w:ascii="Avenir Next" w:hAnsi="Avenir Next" w:cs="Avenir Next" w:eastAsia="Avenir Next"/>
+              <w:color w:val="5A5F66"/>
+              <w:sz w:val="15"/>
+              <w:szCs w:val="15"/>
+            </w:rPr>
+            <w:instrText xml:space="preserve"> PAGE </w:instrText>
+          </w:r>
+          <w:r>
+            <w:rPr>
+              <w:rFonts w:ascii="Avenir Next" w:hAnsi="Avenir Next" w:cs="Avenir Next" w:eastAsia="Avenir Next"/>
+              <w:color w:val="5A5F66"/>
+              <w:sz w:val="15"/>
+              <w:szCs w:val="15"/>
+            </w:rPr>
+            <w:fldChar w:fldCharType="separate"/>
+          </w:r>
+          <w:r>
+            <w:rPr>
+              <w:rFonts w:ascii="Avenir Next" w:hAnsi="Avenir Next" w:cs="Avenir Next" w:eastAsia="Avenir Next"/>
+              <w:color w:val="5A5F66"/>
+              <w:sz w:val="15"/>
+              <w:szCs w:val="15"/>
+            </w:rPr>
+            <w:t xml:space="preserve">1</w:t>
+          </w:r>
+          <w:r>
+            <w:rPr>
+              <w:rFonts w:ascii="Avenir Next" w:hAnsi="Avenir Next" w:cs="Avenir Next" w:eastAsia="Avenir Next"/>
+              <w:color w:val="5A5F66"/>
+              <w:sz w:val="15"/>
+              <w:szCs w:val="15"/>
+            </w:rPr>
+            <w:fldChar w:fldCharType="end"/>
+          </w:r>
+          <w:r>
+            <w:rPr>
+              <w:rFonts w:ascii="Avenir Next" w:hAnsi="Avenir Next" w:cs="Avenir Next" w:eastAsia="Avenir Next"/>
+              <w:color w:val="5A5F66"/>
+              <w:sz w:val="15"/>
+              <w:szCs w:val="15"/>
+            </w:rPr>
+            <w:t xml:space="preserve"> of </w:t>
+          </w:r>
+          <w:r>
+            <w:rPr>
+              <w:rFonts w:ascii="Avenir Next" w:hAnsi="Avenir Next" w:cs="Avenir Next" w:eastAsia="Avenir Next"/>
+              <w:color w:val="5A5F66"/>
+              <w:sz w:val="15"/>
+              <w:szCs w:val="15"/>
+            </w:rPr>
+            <w:fldChar w:fldCharType="begin"/>
+          </w:r>
+          <w:r>
+            <w:rPr>
+              <w:rFonts w:ascii="Avenir Next" w:hAnsi="Avenir Next" w:cs="Avenir Next" w:eastAsia="Avenir Next"/>
+              <w:color w:val="5A5F66"/>
+              <w:sz w:val="15"/>
+              <w:szCs w:val="15"/>
+            </w:rPr>
+            <w:instrText xml:space="preserve"> NUMPAGES </w:instrText>
+          </w:r>
+          <w:r>
+            <w:rPr>
+              <w:rFonts w:ascii="Avenir Next" w:hAnsi="Avenir Next" w:cs="Avenir Next" w:eastAsia="Avenir Next"/>
+              <w:color w:val="5A5F66"/>
+              <w:sz w:val="15"/>
+              <w:szCs w:val="15"/>
+            </w:rPr>
+            <w:fldChar w:fldCharType="separate"/>
+          </w:r>
+          <w:r>
+            <w:rPr>
+              <w:rFonts w:ascii="Avenir Next" w:hAnsi="Avenir Next" w:cs="Avenir Next" w:eastAsia="Avenir Next"/>
+              <w:color w:val="5A5F66"/>
+              <w:sz w:val="15"/>
+              <w:szCs w:val="15"/>
+            </w:rPr>
+            <w:t xml:space="preserve">1</w:t>
+          </w:r>
+          <w:r>
+            <w:rPr>
+              <w:rFonts w:ascii="Avenir Next" w:hAnsi="Avenir Next" w:cs="Avenir Next" w:eastAsia="Avenir Next"/>
+              <w:color w:val="5A5F66"/>
+              <w:sz w:val="15"/>
+              <w:szCs w:val="15"/>
+            </w:rPr>
+            <w:fldChar w:fldCharType="end"/>
           </w:r>
         </w:p>
       </w:tc>
@@ -4569,5 +4676,23 @@
       </w:tblCellMar>
     </w:tblPr>
   </w:style>
+  <w:style w:type="paragraph" w:styleId="Heading1">
+    <w:name w:val="heading 1"/>
+    <w:basedOn w:val="Normal"/>
+    <w:pPr>
+      <w:outlineLvl w:val="0"/>
+      <w:keepNext w:val="0"/>
+      <w:keepLines w:val="0"/>
+    </w:pPr>
+  </w:style>
+  <w:style w:type="paragraph" w:styleId="Heading2">
+    <w:name w:val="heading 2"/>
+    <w:basedOn w:val="Normal"/>
+    <w:pPr>
+      <w:outlineLvl w:val="1"/>
+      <w:keepNext w:val="0"/>
+      <w:keepLines w:val="0"/>
+    </w:pPr>
+  </w:style>
 </w:styles>
 </file>